--- a/word_templates/VOIS_LD_IP_do_2017.docx
+++ b/word_templates/VOIS_LD_IP_do_2017.docx
@@ -1,6 +1,6 @@
 
 <file path=word/document.xml><?xml version="1.0" encoding="utf-8"?>
-<w:document xmlns:wpc="http://schemas.microsoft.com/office/word/2010/wordprocessingCanvas" xmlns:cx="http://schemas.microsoft.com/office/drawing/2014/chartex" xmlns:cx1="http://schemas.microsoft.com/office/drawing/2015/9/8/chartex" xmlns:mc="http://schemas.openxmlformats.org/markup-compatibility/2006" xmlns:o="urn:schemas-microsoft-com:office:office" xmlns:r="http://schemas.openxmlformats.org/officeDocument/2006/relationships" xmlns:m="http://schemas.openxmlformats.org/officeDocument/2006/math" xmlns:v="urn:schemas-microsoft-com:vml" xmlns:wp14="http://schemas.microsoft.com/office/word/2010/wordprocessingDrawing" xmlns:wp="http://schemas.openxmlformats.org/drawingml/2006/wordprocessingDrawing" xmlns:w10="urn:schemas-microsoft-com:office:word" xmlns:w="http://schemas.openxmlformats.org/wordprocessingml/2006/main" xmlns:w14="http://schemas.microsoft.com/office/word/2010/wordml" xmlns:w15="http://schemas.microsoft.com/office/word/2012/wordml" xmlns:w16se="http://schemas.microsoft.com/office/word/2015/wordml/symex" xmlns:wpg="http://schemas.microsoft.com/office/word/2010/wordprocessingGroup" xmlns:wpi="http://schemas.microsoft.com/office/word/2010/wordprocessingInk" xmlns:wne="http://schemas.microsoft.com/office/word/2006/wordml" xmlns:wps="http://schemas.microsoft.com/office/word/2010/wordprocessingShape" mc:Ignorable="w14 w15 w16se wp14">
+<w:document xmlns:wpc="http://schemas.microsoft.com/office/word/2010/wordprocessingCanvas" xmlns:cx="http://schemas.microsoft.com/office/drawing/2014/chartex" xmlns:cx1="http://schemas.microsoft.com/office/drawing/2015/9/8/chartex" xmlns:cx2="http://schemas.microsoft.com/office/drawing/2015/10/21/chartex" xmlns:cx3="http://schemas.microsoft.com/office/drawing/2016/5/9/chartex" xmlns:cx4="http://schemas.microsoft.com/office/drawing/2016/5/10/chartex" xmlns:cx5="http://schemas.microsoft.com/office/drawing/2016/5/11/chartex" xmlns:cx6="http://schemas.microsoft.com/office/drawing/2016/5/12/chartex" xmlns:cx7="http://schemas.microsoft.com/office/drawing/2016/5/13/chartex" xmlns:cx8="http://schemas.microsoft.com/office/drawing/2016/5/14/chartex" xmlns:mc="http://schemas.openxmlformats.org/markup-compatibility/2006" xmlns:aink="http://schemas.microsoft.com/office/drawing/2016/ink" xmlns:am3d="http://schemas.microsoft.com/office/drawing/2017/model3d" xmlns:o="urn:schemas-microsoft-com:office:office" xmlns:oel="http://schemas.microsoft.com/office/2019/extlst" xmlns:r="http://schemas.openxmlformats.org/officeDocument/2006/relationships" xmlns:m="http://schemas.openxmlformats.org/officeDocument/2006/math" xmlns:v="urn:schemas-microsoft-com:vml" xmlns:wp14="http://schemas.microsoft.com/office/word/2010/wordprocessingDrawing" xmlns:wp="http://schemas.openxmlformats.org/drawingml/2006/wordprocessingDrawing" xmlns:w10="urn:schemas-microsoft-com:office:word" xmlns:w="http://schemas.openxmlformats.org/wordprocessingml/2006/main" xmlns:w14="http://schemas.microsoft.com/office/word/2010/wordml" xmlns:w15="http://schemas.microsoft.com/office/word/2012/wordml" xmlns:w16cex="http://schemas.microsoft.com/office/word/2018/wordml/cex" xmlns:w16cid="http://schemas.microsoft.com/office/word/2016/wordml/cid" xmlns:w16="http://schemas.microsoft.com/office/word/2018/wordml" xmlns:w16sdtdh="http://schemas.microsoft.com/office/word/2020/wordml/sdtdatahash" xmlns:w16se="http://schemas.microsoft.com/office/word/2015/wordml/symex" xmlns:wpg="http://schemas.microsoft.com/office/word/2010/wordprocessingGroup" xmlns:wpi="http://schemas.microsoft.com/office/word/2010/wordprocessingInk" xmlns:wne="http://schemas.microsoft.com/office/word/2006/wordml" xmlns:wps="http://schemas.microsoft.com/office/word/2010/wordprocessingShape" mc:Ignorable="w14 w15 w16se w16cid w16 w16cex w16sdtdh wp14">
   <w:body>
     <w:p>
       <w:pPr>
@@ -4655,8 +4655,6 @@
           <w:szCs w:val="18"/>
         </w:rPr>
       </w:pPr>
-      <w:bookmarkStart w:id="0" w:name="_GoBack"/>
-      <w:bookmarkEnd w:id="0"/>
       <w:r>
         <w:rPr>
           <w:sz w:val="16"/>
@@ -6995,6 +6993,7 @@
         <w:spacing w:before="120"/>
         <w:jc w:val="both"/>
         <w:rPr>
+          <w:b/>
           <w:bCs/>
           <w:sz w:val="16"/>
           <w:szCs w:val="16"/>
@@ -7002,6 +7001,8 @@
       </w:pPr>
       <w:r>
         <w:rPr>
+          <w:b/>
+          <w:bCs/>
           <w:sz w:val="16"/>
           <w:szCs w:val="16"/>
           <w:lang w:val="en-US"/>
@@ -7010,6 +7011,8 @@
       </w:r>
       <w:r>
         <w:rPr>
+          <w:b/>
+          <w:bCs/>
           <w:sz w:val="16"/>
           <w:szCs w:val="16"/>
         </w:rPr>
@@ -7017,6 +7020,8 @@
       </w:r>
       <w:r>
         <w:rPr>
+          <w:b/>
+          <w:bCs/>
           <w:sz w:val="16"/>
           <w:szCs w:val="16"/>
           <w:lang w:val="en-US"/>
@@ -7025,18 +7030,12 @@
       </w:r>
       <w:r>
         <w:rPr>
-          <w:sz w:val="16"/>
-          <w:szCs w:val="16"/>
-        </w:rPr>
-        <w:t>{{TOTAL_KOP}}</w:t>
-      </w:r>
-      <w:r>
-        <w:rPr>
+          <w:b/>
           <w:bCs/>
           <w:sz w:val="16"/>
           <w:szCs w:val="16"/>
         </w:rPr>
-        <w:t xml:space="preserve"> коп.</w:t>
+        <w:t>{{TOTAL_KOP}} коп.</w:t>
       </w:r>
     </w:p>
     <w:p>
@@ -8843,7 +8842,7 @@
                     </wp:anchor>
                   </w:drawing>
                 </mc:Choice>
-                <mc:Fallback xmlns:cx2="http://schemas.microsoft.com/office/drawing/2015/10/21/chartex" xmlns:cx3="http://schemas.microsoft.com/office/drawing/2016/5/9/chartex" xmlns:cx4="http://schemas.microsoft.com/office/drawing/2016/5/10/chartex" xmlns:cx5="http://schemas.microsoft.com/office/drawing/2016/5/11/chartex" xmlns:cx6="http://schemas.microsoft.com/office/drawing/2016/5/12/chartex" xmlns:cx7="http://schemas.microsoft.com/office/drawing/2016/5/13/chartex" xmlns:cx8="http://schemas.microsoft.com/office/drawing/2016/5/14/chartex" xmlns:aink="http://schemas.microsoft.com/office/drawing/2016/ink" xmlns:am3d="http://schemas.microsoft.com/office/drawing/2017/model3d" xmlns:oel="http://schemas.microsoft.com/office/2019/extlst" xmlns:w16cex="http://schemas.microsoft.com/office/word/2018/wordml/cex" xmlns:w16cid="http://schemas.microsoft.com/office/word/2016/wordml/cid" xmlns:w16="http://schemas.microsoft.com/office/word/2018/wordml" xmlns:w16du="http://schemas.microsoft.com/office/word/2023/wordml/word16du" xmlns:w16sdtdh="http://schemas.microsoft.com/office/word/2020/wordml/sdtdatahash" xmlns:w16sdtfl="http://schemas.microsoft.com/office/word/2024/wordml/sdtformatlock">
+                <mc:Fallback>
                   <w:pict>
                     <v:shapetype w14:anchorId="094E602F" id="_x0000_t202" coordsize="21600,21600" o:spt="202" path="m,l,21600r21600,l21600,xe">
                       <v:stroke joinstyle="miter"/>
@@ -10166,56 +10165,8 @@
 </w:document>
 </file>
 
-<file path=word/commentsExtensible.xml><?xml version="1.0" encoding="utf-8"?>
-<w16cex:commentsExtensible xmlns:wpc="http://schemas.microsoft.com/office/word/2010/wordprocessingCanvas" xmlns:cx="http://schemas.microsoft.com/office/drawing/2014/chartex" xmlns:cx1="http://schemas.microsoft.com/office/drawing/2015/9/8/chartex" xmlns:cx2="http://schemas.microsoft.com/office/drawing/2015/10/21/chartex" xmlns:cx3="http://schemas.microsoft.com/office/drawing/2016/5/9/chartex" xmlns:cx4="http://schemas.microsoft.com/office/drawing/2016/5/10/chartex" xmlns:cx5="http://schemas.microsoft.com/office/drawing/2016/5/11/chartex" xmlns:cx6="http://schemas.microsoft.com/office/drawing/2016/5/12/chartex" xmlns:cx7="http://schemas.microsoft.com/office/drawing/2016/5/13/chartex" xmlns:cx8="http://schemas.microsoft.com/office/drawing/2016/5/14/chartex" xmlns:cr="http://schemas.microsoft.com/office/comments/2020/reactions" xmlns:mc="http://schemas.openxmlformats.org/markup-compatibility/2006" xmlns:aink="http://schemas.microsoft.com/office/drawing/2016/ink" xmlns:am3d="http://schemas.microsoft.com/office/drawing/2017/model3d" xmlns:o="urn:schemas-microsoft-com:office:office" xmlns:oel="http://schemas.microsoft.com/office/2019/extlst" xmlns:r="http://schemas.openxmlformats.org/officeDocument/2006/relationships" xmlns:m="http://schemas.openxmlformats.org/officeDocument/2006/math" xmlns:v="urn:schemas-microsoft-com:vml" xmlns:wp14="http://schemas.microsoft.com/office/word/2010/wordprocessingDrawing" xmlns:wp="http://schemas.openxmlformats.org/drawingml/2006/wordprocessingDrawing" xmlns:w10="urn:schemas-microsoft-com:office:word" xmlns:w="http://schemas.openxmlformats.org/wordprocessingml/2006/main" xmlns:w14="http://schemas.microsoft.com/office/word/2010/wordml" xmlns:w15="http://schemas.microsoft.com/office/word/2012/wordml" xmlns:w16cex="http://schemas.microsoft.com/office/word/2018/wordml/cex" xmlns:w16cid="http://schemas.microsoft.com/office/word/2016/wordml/cid" xmlns:w16="http://schemas.microsoft.com/office/word/2018/wordml" xmlns:w16du="http://schemas.microsoft.com/office/word/2023/wordml/word16du" xmlns:w16sdtdh="http://schemas.microsoft.com/office/word/2020/wordml/sdtdatahash" xmlns:w16sdtfl="http://schemas.microsoft.com/office/word/2024/wordml/sdtformatlock" xmlns:w16se="http://schemas.microsoft.com/office/word/2015/wordml/symex" xmlns:wpg="http://schemas.microsoft.com/office/word/2010/wordprocessingGroup" xmlns:wpi="http://schemas.microsoft.com/office/word/2010/wordprocessingInk" xmlns:wne="http://schemas.microsoft.com/office/word/2006/wordml" xmlns:wps="http://schemas.microsoft.com/office/word/2010/wordprocessingShape" mc:Ignorable="w14 w15 w16se w16cid w16 w16cex w16sdtdh w16sdtfl cr w16du wp14">
-  <w16cex:commentExtensible w16cex:durableId="2D079CB9" w16cex:dateUtc="2026-01-06T11:37:00Z"/>
-  <w16cex:commentExtensible w16cex:durableId="2D079CCA" w16cex:dateUtc="2026-01-06T11:38:00Z"/>
-  <w16cex:commentExtensible w16cex:durableId="74F2F81D" w16cex:dateUtc="2026-01-06T14:07:00Z"/>
-  <w16cex:commentExtensible w16cex:durableId="2D079991" w16cex:dateUtc="2026-01-06T11:24:00Z"/>
-  <w16cex:commentExtensible w16cex:durableId="313944F5" w16cex:dateUtc="2026-01-06T14:08:00Z"/>
-  <w16cex:commentExtensible w16cex:durableId="2D079CE5" w16cex:dateUtc="2026-01-06T11:38:00Z"/>
-  <w16cex:commentExtensible w16cex:durableId="2D079CF0" w16cex:dateUtc="2026-01-06T11:38:00Z"/>
-  <w16cex:commentExtensible w16cex:durableId="2D079D10" w16cex:dateUtc="2026-01-06T11:39:00Z"/>
-  <w16cex:commentExtensible w16cex:durableId="2D079D27" w16cex:dateUtc="2026-01-06T11:39:00Z"/>
-  <w16cex:commentExtensible w16cex:durableId="2D079D51" w16cex:dateUtc="2026-01-06T11:40:00Z"/>
-  <w16cex:commentExtensible w16cex:durableId="2D079D59" w16cex:dateUtc="2026-01-06T11:40:00Z"/>
-  <w16cex:commentExtensible w16cex:durableId="2D079D82" w16cex:dateUtc="2026-01-06T11:41:00Z"/>
-  <w16cex:commentExtensible w16cex:durableId="2D079DAB" w16cex:dateUtc="2026-01-06T11:41:00Z"/>
-  <w16cex:commentExtensible w16cex:durableId="2D079DCF" w16cex:dateUtc="2026-01-06T11:42:00Z"/>
-  <w16cex:commentExtensible w16cex:durableId="2D079DF6" w16cex:dateUtc="2026-01-06T11:43:00Z"/>
-  <w16cex:commentExtensible w16cex:durableId="2D079E37" w16cex:dateUtc="2026-01-06T11:44:00Z"/>
-  <w16cex:commentExtensible w16cex:durableId="2D079E48" w16cex:dateUtc="2026-01-06T11:44:00Z"/>
-  <w16cex:commentExtensible w16cex:durableId="2D079E5D" w16cex:dateUtc="2026-01-06T11:44:00Z"/>
-  <w16cex:commentExtensible w16cex:durableId="2D079E69" w16cex:dateUtc="2026-01-06T11:44:00Z"/>
-</w16cex:commentsExtensible>
-</file>
-
-<file path=word/commentsIds.xml><?xml version="1.0" encoding="utf-8"?>
-<w16cid:commentsIds xmlns:wpc="http://schemas.microsoft.com/office/word/2010/wordprocessingCanvas" xmlns:cx="http://schemas.microsoft.com/office/drawing/2014/chartex" xmlns:cx1="http://schemas.microsoft.com/office/drawing/2015/9/8/chartex" xmlns:cx2="http://schemas.microsoft.com/office/drawing/2015/10/21/chartex" xmlns:cx3="http://schemas.microsoft.com/office/drawing/2016/5/9/chartex" xmlns:cx4="http://schemas.microsoft.com/office/drawing/2016/5/10/chartex" xmlns:cx5="http://schemas.microsoft.com/office/drawing/2016/5/11/chartex" xmlns:cx6="http://schemas.microsoft.com/office/drawing/2016/5/12/chartex" xmlns:cx7="http://schemas.microsoft.com/office/drawing/2016/5/13/chartex" xmlns:cx8="http://schemas.microsoft.com/office/drawing/2016/5/14/chartex" xmlns:mc="http://schemas.openxmlformats.org/markup-compatibility/2006" xmlns:aink="http://schemas.microsoft.com/office/drawing/2016/ink" xmlns:am3d="http://schemas.microsoft.com/office/drawing/2017/model3d" xmlns:o="urn:schemas-microsoft-com:office:office" xmlns:oel="http://schemas.microsoft.com/office/2019/extlst" xmlns:r="http://schemas.openxmlformats.org/officeDocument/2006/relationships" xmlns:m="http://schemas.openxmlformats.org/officeDocument/2006/math" xmlns:v="urn:schemas-microsoft-com:vml" xmlns:wp14="http://schemas.microsoft.com/office/word/2010/wordprocessingDrawing" xmlns:wp="http://schemas.openxmlformats.org/drawingml/2006/wordprocessingDrawing" xmlns:w10="urn:schemas-microsoft-com:office:word" xmlns:w="http://schemas.openxmlformats.org/wordprocessingml/2006/main" xmlns:w14="http://schemas.microsoft.com/office/word/2010/wordml" xmlns:w15="http://schemas.microsoft.com/office/word/2012/wordml" xmlns:w16cex="http://schemas.microsoft.com/office/word/2018/wordml/cex" xmlns:w16cid="http://schemas.microsoft.com/office/word/2016/wordml/cid" xmlns:w16="http://schemas.microsoft.com/office/word/2018/wordml" xmlns:w16du="http://schemas.microsoft.com/office/word/2023/wordml/word16du" xmlns:w16sdtdh="http://schemas.microsoft.com/office/word/2020/wordml/sdtdatahash" xmlns:w16sdtfl="http://schemas.microsoft.com/office/word/2024/wordml/sdtformatlock" xmlns:w16se="http://schemas.microsoft.com/office/word/2015/wordml/symex" xmlns:wpg="http://schemas.microsoft.com/office/word/2010/wordprocessingGroup" xmlns:wpi="http://schemas.microsoft.com/office/word/2010/wordprocessingInk" xmlns:wne="http://schemas.microsoft.com/office/word/2006/wordml" xmlns:wps="http://schemas.microsoft.com/office/word/2010/wordprocessingShape" mc:Ignorable="w14 w15 w16se w16cid w16 w16cex w16sdtdh w16sdtfl w16du wp14">
-  <w16cid:commentId w16cid:paraId="3E9E51DB" w16cid:durableId="2D079CB9"/>
-  <w16cid:commentId w16cid:paraId="6B52636A" w16cid:durableId="2D079CCA"/>
-  <w16cid:commentId w16cid:paraId="0F70CA13" w16cid:durableId="74F2F81D"/>
-  <w16cid:commentId w16cid:paraId="61551D53" w16cid:durableId="2D079991"/>
-  <w16cid:commentId w16cid:paraId="37845DD1" w16cid:durableId="313944F5"/>
-  <w16cid:commentId w16cid:paraId="0EC21761" w16cid:durableId="2D079CE5"/>
-  <w16cid:commentId w16cid:paraId="103A7C1E" w16cid:durableId="2D079CF0"/>
-  <w16cid:commentId w16cid:paraId="36A76506" w16cid:durableId="2D079D10"/>
-  <w16cid:commentId w16cid:paraId="5BB9213D" w16cid:durableId="2D079D27"/>
-  <w16cid:commentId w16cid:paraId="75C0647C" w16cid:durableId="2D079D51"/>
-  <w16cid:commentId w16cid:paraId="37AAC213" w16cid:durableId="2D079D59"/>
-  <w16cid:commentId w16cid:paraId="5FFA555D" w16cid:durableId="2D079D82"/>
-  <w16cid:commentId w16cid:paraId="727CACB5" w16cid:durableId="2D079DAB"/>
-  <w16cid:commentId w16cid:paraId="31D388FE" w16cid:durableId="2D079DCF"/>
-  <w16cid:commentId w16cid:paraId="52F1C8C3" w16cid:durableId="2D079DF6"/>
-  <w16cid:commentId w16cid:paraId="5E112FCD" w16cid:durableId="2D079E37"/>
-  <w16cid:commentId w16cid:paraId="64F4DCE1" w16cid:durableId="2D079E48"/>
-  <w16cid:commentId w16cid:paraId="00A62142" w16cid:durableId="2D079E5D"/>
-  <w16cid:commentId w16cid:paraId="2E896A03" w16cid:durableId="2D079E69"/>
-</w16cid:commentsIds>
-</file>
-
 <file path=word/endnotes.xml><?xml version="1.0" encoding="utf-8"?>
-<w:endnotes xmlns:wpc="http://schemas.microsoft.com/office/word/2010/wordprocessingCanvas" xmlns:cx="http://schemas.microsoft.com/office/drawing/2014/chartex" xmlns:cx1="http://schemas.microsoft.com/office/drawing/2015/9/8/chartex" xmlns:mc="http://schemas.openxmlformats.org/markup-compatibility/2006" xmlns:o="urn:schemas-microsoft-com:office:office" xmlns:r="http://schemas.openxmlformats.org/officeDocument/2006/relationships" xmlns:m="http://schemas.openxmlformats.org/officeDocument/2006/math" xmlns:v="urn:schemas-microsoft-com:vml" xmlns:wp14="http://schemas.microsoft.com/office/word/2010/wordprocessingDrawing" xmlns:wp="http://schemas.openxmlformats.org/drawingml/2006/wordprocessingDrawing" xmlns:w10="urn:schemas-microsoft-com:office:word" xmlns:w="http://schemas.openxmlformats.org/wordprocessingml/2006/main" xmlns:w14="http://schemas.microsoft.com/office/word/2010/wordml" xmlns:w15="http://schemas.microsoft.com/office/word/2012/wordml" xmlns:w16se="http://schemas.microsoft.com/office/word/2015/wordml/symex" xmlns:wpg="http://schemas.microsoft.com/office/word/2010/wordprocessingGroup" xmlns:wpi="http://schemas.microsoft.com/office/word/2010/wordprocessingInk" xmlns:wne="http://schemas.microsoft.com/office/word/2006/wordml" xmlns:wps="http://schemas.microsoft.com/office/word/2010/wordprocessingShape" mc:Ignorable="w14 w15 w16se wp14">
+<w:endnotes xmlns:wpc="http://schemas.microsoft.com/office/word/2010/wordprocessingCanvas" xmlns:cx="http://schemas.microsoft.com/office/drawing/2014/chartex" xmlns:cx1="http://schemas.microsoft.com/office/drawing/2015/9/8/chartex" xmlns:cx2="http://schemas.microsoft.com/office/drawing/2015/10/21/chartex" xmlns:cx3="http://schemas.microsoft.com/office/drawing/2016/5/9/chartex" xmlns:cx4="http://schemas.microsoft.com/office/drawing/2016/5/10/chartex" xmlns:cx5="http://schemas.microsoft.com/office/drawing/2016/5/11/chartex" xmlns:cx6="http://schemas.microsoft.com/office/drawing/2016/5/12/chartex" xmlns:cx7="http://schemas.microsoft.com/office/drawing/2016/5/13/chartex" xmlns:cx8="http://schemas.microsoft.com/office/drawing/2016/5/14/chartex" xmlns:mc="http://schemas.openxmlformats.org/markup-compatibility/2006" xmlns:aink="http://schemas.microsoft.com/office/drawing/2016/ink" xmlns:am3d="http://schemas.microsoft.com/office/drawing/2017/model3d" xmlns:o="urn:schemas-microsoft-com:office:office" xmlns:oel="http://schemas.microsoft.com/office/2019/extlst" xmlns:r="http://schemas.openxmlformats.org/officeDocument/2006/relationships" xmlns:m="http://schemas.openxmlformats.org/officeDocument/2006/math" xmlns:v="urn:schemas-microsoft-com:vml" xmlns:wp14="http://schemas.microsoft.com/office/word/2010/wordprocessingDrawing" xmlns:wp="http://schemas.openxmlformats.org/drawingml/2006/wordprocessingDrawing" xmlns:w10="urn:schemas-microsoft-com:office:word" xmlns:w="http://schemas.openxmlformats.org/wordprocessingml/2006/main" xmlns:w14="http://schemas.microsoft.com/office/word/2010/wordml" xmlns:w15="http://schemas.microsoft.com/office/word/2012/wordml" xmlns:w16cex="http://schemas.microsoft.com/office/word/2018/wordml/cex" xmlns:w16cid="http://schemas.microsoft.com/office/word/2016/wordml/cid" xmlns:w16="http://schemas.microsoft.com/office/word/2018/wordml" xmlns:w16sdtdh="http://schemas.microsoft.com/office/word/2020/wordml/sdtdatahash" xmlns:w16se="http://schemas.microsoft.com/office/word/2015/wordml/symex" xmlns:wpg="http://schemas.microsoft.com/office/word/2010/wordprocessingGroup" xmlns:wpi="http://schemas.microsoft.com/office/word/2010/wordprocessingInk" xmlns:wne="http://schemas.microsoft.com/office/word/2006/wordml" xmlns:wps="http://schemas.microsoft.com/office/word/2010/wordprocessingShape" mc:Ignorable="w14 w15 w16se w16cid w16 w16cex w16sdtdh wp14">
   <w:endnote w:type="separator" w:id="-1">
     <w:p>
       <w:r>
@@ -10234,7 +10185,7 @@
 </file>
 
 <file path=word/footer1.xml><?xml version="1.0" encoding="utf-8"?>
-<w:ftr xmlns:wpc="http://schemas.microsoft.com/office/word/2010/wordprocessingCanvas" xmlns:cx="http://schemas.microsoft.com/office/drawing/2014/chartex" xmlns:cx1="http://schemas.microsoft.com/office/drawing/2015/9/8/chartex" xmlns:mc="http://schemas.openxmlformats.org/markup-compatibility/2006" xmlns:o="urn:schemas-microsoft-com:office:office" xmlns:r="http://schemas.openxmlformats.org/officeDocument/2006/relationships" xmlns:m="http://schemas.openxmlformats.org/officeDocument/2006/math" xmlns:v="urn:schemas-microsoft-com:vml" xmlns:wp14="http://schemas.microsoft.com/office/word/2010/wordprocessingDrawing" xmlns:wp="http://schemas.openxmlformats.org/drawingml/2006/wordprocessingDrawing" xmlns:w10="urn:schemas-microsoft-com:office:word" xmlns:w="http://schemas.openxmlformats.org/wordprocessingml/2006/main" xmlns:w14="http://schemas.microsoft.com/office/word/2010/wordml" xmlns:w15="http://schemas.microsoft.com/office/word/2012/wordml" xmlns:w16se="http://schemas.microsoft.com/office/word/2015/wordml/symex" xmlns:wpg="http://schemas.microsoft.com/office/word/2010/wordprocessingGroup" xmlns:wpi="http://schemas.microsoft.com/office/word/2010/wordprocessingInk" xmlns:wne="http://schemas.microsoft.com/office/word/2006/wordml" xmlns:wps="http://schemas.microsoft.com/office/word/2010/wordprocessingShape" mc:Ignorable="w14 w15 w16se wp14">
+<w:ftr xmlns:wpc="http://schemas.microsoft.com/office/word/2010/wordprocessingCanvas" xmlns:cx="http://schemas.microsoft.com/office/drawing/2014/chartex" xmlns:cx1="http://schemas.microsoft.com/office/drawing/2015/9/8/chartex" xmlns:cx2="http://schemas.microsoft.com/office/drawing/2015/10/21/chartex" xmlns:cx3="http://schemas.microsoft.com/office/drawing/2016/5/9/chartex" xmlns:cx4="http://schemas.microsoft.com/office/drawing/2016/5/10/chartex" xmlns:cx5="http://schemas.microsoft.com/office/drawing/2016/5/11/chartex" xmlns:cx6="http://schemas.microsoft.com/office/drawing/2016/5/12/chartex" xmlns:cx7="http://schemas.microsoft.com/office/drawing/2016/5/13/chartex" xmlns:cx8="http://schemas.microsoft.com/office/drawing/2016/5/14/chartex" xmlns:mc="http://schemas.openxmlformats.org/markup-compatibility/2006" xmlns:aink="http://schemas.microsoft.com/office/drawing/2016/ink" xmlns:am3d="http://schemas.microsoft.com/office/drawing/2017/model3d" xmlns:o="urn:schemas-microsoft-com:office:office" xmlns:oel="http://schemas.microsoft.com/office/2019/extlst" xmlns:r="http://schemas.openxmlformats.org/officeDocument/2006/relationships" xmlns:m="http://schemas.openxmlformats.org/officeDocument/2006/math" xmlns:v="urn:schemas-microsoft-com:vml" xmlns:wp14="http://schemas.microsoft.com/office/word/2010/wordprocessingDrawing" xmlns:wp="http://schemas.openxmlformats.org/drawingml/2006/wordprocessingDrawing" xmlns:w10="urn:schemas-microsoft-com:office:word" xmlns:w="http://schemas.openxmlformats.org/wordprocessingml/2006/main" xmlns:w14="http://schemas.microsoft.com/office/word/2010/wordml" xmlns:w15="http://schemas.microsoft.com/office/word/2012/wordml" xmlns:w16cex="http://schemas.microsoft.com/office/word/2018/wordml/cex" xmlns:w16cid="http://schemas.microsoft.com/office/word/2016/wordml/cid" xmlns:w16="http://schemas.microsoft.com/office/word/2018/wordml" xmlns:w16sdtdh="http://schemas.microsoft.com/office/word/2020/wordml/sdtdatahash" xmlns:w16se="http://schemas.microsoft.com/office/word/2015/wordml/symex" xmlns:wpg="http://schemas.microsoft.com/office/word/2010/wordprocessingGroup" xmlns:wpi="http://schemas.microsoft.com/office/word/2010/wordprocessingInk" xmlns:wne="http://schemas.microsoft.com/office/word/2006/wordml" xmlns:wps="http://schemas.microsoft.com/office/word/2010/wordprocessingShape" mc:Ignorable="w14 w15 w16se w16cid w16 w16cex w16sdtdh wp14">
   <w:p>
     <w:pPr>
       <w:pStyle w:val="aa"/>
@@ -10276,7 +10227,7 @@
 </file>
 
 <file path=word/footer2.xml><?xml version="1.0" encoding="utf-8"?>
-<w:ftr xmlns:wpc="http://schemas.microsoft.com/office/word/2010/wordprocessingCanvas" xmlns:cx="http://schemas.microsoft.com/office/drawing/2014/chartex" xmlns:cx1="http://schemas.microsoft.com/office/drawing/2015/9/8/chartex" xmlns:mc="http://schemas.openxmlformats.org/markup-compatibility/2006" xmlns:o="urn:schemas-microsoft-com:office:office" xmlns:r="http://schemas.openxmlformats.org/officeDocument/2006/relationships" xmlns:m="http://schemas.openxmlformats.org/officeDocument/2006/math" xmlns:v="urn:schemas-microsoft-com:vml" xmlns:wp14="http://schemas.microsoft.com/office/word/2010/wordprocessingDrawing" xmlns:wp="http://schemas.openxmlformats.org/drawingml/2006/wordprocessingDrawing" xmlns:w10="urn:schemas-microsoft-com:office:word" xmlns:w="http://schemas.openxmlformats.org/wordprocessingml/2006/main" xmlns:w14="http://schemas.microsoft.com/office/word/2010/wordml" xmlns:w15="http://schemas.microsoft.com/office/word/2012/wordml" xmlns:w16se="http://schemas.microsoft.com/office/word/2015/wordml/symex" xmlns:wpg="http://schemas.microsoft.com/office/word/2010/wordprocessingGroup" xmlns:wpi="http://schemas.microsoft.com/office/word/2010/wordprocessingInk" xmlns:wne="http://schemas.microsoft.com/office/word/2006/wordml" xmlns:wps="http://schemas.microsoft.com/office/word/2010/wordprocessingShape" mc:Ignorable="w14 w15 w16se wp14">
+<w:ftr xmlns:wpc="http://schemas.microsoft.com/office/word/2010/wordprocessingCanvas" xmlns:cx="http://schemas.microsoft.com/office/drawing/2014/chartex" xmlns:cx1="http://schemas.microsoft.com/office/drawing/2015/9/8/chartex" xmlns:cx2="http://schemas.microsoft.com/office/drawing/2015/10/21/chartex" xmlns:cx3="http://schemas.microsoft.com/office/drawing/2016/5/9/chartex" xmlns:cx4="http://schemas.microsoft.com/office/drawing/2016/5/10/chartex" xmlns:cx5="http://schemas.microsoft.com/office/drawing/2016/5/11/chartex" xmlns:cx6="http://schemas.microsoft.com/office/drawing/2016/5/12/chartex" xmlns:cx7="http://schemas.microsoft.com/office/drawing/2016/5/13/chartex" xmlns:cx8="http://schemas.microsoft.com/office/drawing/2016/5/14/chartex" xmlns:mc="http://schemas.openxmlformats.org/markup-compatibility/2006" xmlns:aink="http://schemas.microsoft.com/office/drawing/2016/ink" xmlns:am3d="http://schemas.microsoft.com/office/drawing/2017/model3d" xmlns:o="urn:schemas-microsoft-com:office:office" xmlns:oel="http://schemas.microsoft.com/office/2019/extlst" xmlns:r="http://schemas.openxmlformats.org/officeDocument/2006/relationships" xmlns:m="http://schemas.openxmlformats.org/officeDocument/2006/math" xmlns:v="urn:schemas-microsoft-com:vml" xmlns:wp14="http://schemas.microsoft.com/office/word/2010/wordprocessingDrawing" xmlns:wp="http://schemas.openxmlformats.org/drawingml/2006/wordprocessingDrawing" xmlns:w10="urn:schemas-microsoft-com:office:word" xmlns:w="http://schemas.openxmlformats.org/wordprocessingml/2006/main" xmlns:w14="http://schemas.microsoft.com/office/word/2010/wordml" xmlns:w15="http://schemas.microsoft.com/office/word/2012/wordml" xmlns:w16cex="http://schemas.microsoft.com/office/word/2018/wordml/cex" xmlns:w16cid="http://schemas.microsoft.com/office/word/2016/wordml/cid" xmlns:w16="http://schemas.microsoft.com/office/word/2018/wordml" xmlns:w16sdtdh="http://schemas.microsoft.com/office/word/2020/wordml/sdtdatahash" xmlns:w16se="http://schemas.microsoft.com/office/word/2015/wordml/symex" xmlns:wpg="http://schemas.microsoft.com/office/word/2010/wordprocessingGroup" xmlns:wpi="http://schemas.microsoft.com/office/word/2010/wordprocessingInk" xmlns:wne="http://schemas.microsoft.com/office/word/2006/wordml" xmlns:wps="http://schemas.microsoft.com/office/word/2010/wordprocessingShape" mc:Ignorable="w14 w15 w16se w16cid w16 w16cex w16sdtdh wp14">
   <w:p>
     <w:pPr>
       <w:pStyle w:val="aa"/>
@@ -10286,7 +10237,7 @@
         <w:szCs w:val="18"/>
       </w:rPr>
     </w:pPr>
-    <w:bookmarkStart w:id="1" w:name="_Hlk188018363"/>
+    <w:bookmarkStart w:id="0" w:name="_Hlk188018363"/>
     <w:r>
       <w:rPr>
         <w:sz w:val="18"/>
@@ -10310,7 +10261,7 @@
       <w:t xml:space="preserve">                    Пользователь____________________</w:t>
     </w:r>
   </w:p>
-  <w:bookmarkEnd w:id="1"/>
+  <w:bookmarkEnd w:id="0"/>
   <w:p>
     <w:pPr>
       <w:pStyle w:val="aa"/>
@@ -10320,7 +10271,7 @@
 </file>
 
 <file path=word/footnotes.xml><?xml version="1.0" encoding="utf-8"?>
-<w:footnotes xmlns:wpc="http://schemas.microsoft.com/office/word/2010/wordprocessingCanvas" xmlns:cx="http://schemas.microsoft.com/office/drawing/2014/chartex" xmlns:cx1="http://schemas.microsoft.com/office/drawing/2015/9/8/chartex" xmlns:mc="http://schemas.openxmlformats.org/markup-compatibility/2006" xmlns:o="urn:schemas-microsoft-com:office:office" xmlns:r="http://schemas.openxmlformats.org/officeDocument/2006/relationships" xmlns:m="http://schemas.openxmlformats.org/officeDocument/2006/math" xmlns:v="urn:schemas-microsoft-com:vml" xmlns:wp14="http://schemas.microsoft.com/office/word/2010/wordprocessingDrawing" xmlns:wp="http://schemas.openxmlformats.org/drawingml/2006/wordprocessingDrawing" xmlns:w10="urn:schemas-microsoft-com:office:word" xmlns:w="http://schemas.openxmlformats.org/wordprocessingml/2006/main" xmlns:w14="http://schemas.microsoft.com/office/word/2010/wordml" xmlns:w15="http://schemas.microsoft.com/office/word/2012/wordml" xmlns:w16se="http://schemas.microsoft.com/office/word/2015/wordml/symex" xmlns:wpg="http://schemas.microsoft.com/office/word/2010/wordprocessingGroup" xmlns:wpi="http://schemas.microsoft.com/office/word/2010/wordprocessingInk" xmlns:wne="http://schemas.microsoft.com/office/word/2006/wordml" xmlns:wps="http://schemas.microsoft.com/office/word/2010/wordprocessingShape" mc:Ignorable="w14 w15 w16se wp14">
+<w:footnotes xmlns:wpc="http://schemas.microsoft.com/office/word/2010/wordprocessingCanvas" xmlns:cx="http://schemas.microsoft.com/office/drawing/2014/chartex" xmlns:cx1="http://schemas.microsoft.com/office/drawing/2015/9/8/chartex" xmlns:cx2="http://schemas.microsoft.com/office/drawing/2015/10/21/chartex" xmlns:cx3="http://schemas.microsoft.com/office/drawing/2016/5/9/chartex" xmlns:cx4="http://schemas.microsoft.com/office/drawing/2016/5/10/chartex" xmlns:cx5="http://schemas.microsoft.com/office/drawing/2016/5/11/chartex" xmlns:cx6="http://schemas.microsoft.com/office/drawing/2016/5/12/chartex" xmlns:cx7="http://schemas.microsoft.com/office/drawing/2016/5/13/chartex" xmlns:cx8="http://schemas.microsoft.com/office/drawing/2016/5/14/chartex" xmlns:mc="http://schemas.openxmlformats.org/markup-compatibility/2006" xmlns:aink="http://schemas.microsoft.com/office/drawing/2016/ink" xmlns:am3d="http://schemas.microsoft.com/office/drawing/2017/model3d" xmlns:o="urn:schemas-microsoft-com:office:office" xmlns:oel="http://schemas.microsoft.com/office/2019/extlst" xmlns:r="http://schemas.openxmlformats.org/officeDocument/2006/relationships" xmlns:m="http://schemas.openxmlformats.org/officeDocument/2006/math" xmlns:v="urn:schemas-microsoft-com:vml" xmlns:wp14="http://schemas.microsoft.com/office/word/2010/wordprocessingDrawing" xmlns:wp="http://schemas.openxmlformats.org/drawingml/2006/wordprocessingDrawing" xmlns:w10="urn:schemas-microsoft-com:office:word" xmlns:w="http://schemas.openxmlformats.org/wordprocessingml/2006/main" xmlns:w14="http://schemas.microsoft.com/office/word/2010/wordml" xmlns:w15="http://schemas.microsoft.com/office/word/2012/wordml" xmlns:w16cex="http://schemas.microsoft.com/office/word/2018/wordml/cex" xmlns:w16cid="http://schemas.microsoft.com/office/word/2016/wordml/cid" xmlns:w16="http://schemas.microsoft.com/office/word/2018/wordml" xmlns:w16sdtdh="http://schemas.microsoft.com/office/word/2020/wordml/sdtdatahash" xmlns:w16se="http://schemas.microsoft.com/office/word/2015/wordml/symex" xmlns:wpg="http://schemas.microsoft.com/office/word/2010/wordprocessingGroup" xmlns:wpi="http://schemas.microsoft.com/office/word/2010/wordprocessingInk" xmlns:wne="http://schemas.microsoft.com/office/word/2006/wordml" xmlns:wps="http://schemas.microsoft.com/office/word/2010/wordprocessingShape" mc:Ignorable="w14 w15 w16se w16cid w16 w16cex w16sdtdh wp14">
   <w:footnote w:type="separator" w:id="-1">
     <w:p>
       <w:r>
@@ -10339,7 +10290,7 @@
 </file>
 
 <file path=word/header1.xml><?xml version="1.0" encoding="utf-8"?>
-<w:hdr xmlns:wpc="http://schemas.microsoft.com/office/word/2010/wordprocessingCanvas" xmlns:cx="http://schemas.microsoft.com/office/drawing/2014/chartex" xmlns:cx1="http://schemas.microsoft.com/office/drawing/2015/9/8/chartex" xmlns:mc="http://schemas.openxmlformats.org/markup-compatibility/2006" xmlns:o="urn:schemas-microsoft-com:office:office" xmlns:r="http://schemas.openxmlformats.org/officeDocument/2006/relationships" xmlns:m="http://schemas.openxmlformats.org/officeDocument/2006/math" xmlns:v="urn:schemas-microsoft-com:vml" xmlns:wp14="http://schemas.microsoft.com/office/word/2010/wordprocessingDrawing" xmlns:wp="http://schemas.openxmlformats.org/drawingml/2006/wordprocessingDrawing" xmlns:w10="urn:schemas-microsoft-com:office:word" xmlns:w="http://schemas.openxmlformats.org/wordprocessingml/2006/main" xmlns:w14="http://schemas.microsoft.com/office/word/2010/wordml" xmlns:w15="http://schemas.microsoft.com/office/word/2012/wordml" xmlns:w16se="http://schemas.microsoft.com/office/word/2015/wordml/symex" xmlns:wpg="http://schemas.microsoft.com/office/word/2010/wordprocessingGroup" xmlns:wpi="http://schemas.microsoft.com/office/word/2010/wordprocessingInk" xmlns:wne="http://schemas.microsoft.com/office/word/2006/wordml" xmlns:wps="http://schemas.microsoft.com/office/word/2010/wordprocessingShape" mc:Ignorable="w14 w15 w16se wp14">
+<w:hdr xmlns:wpc="http://schemas.microsoft.com/office/word/2010/wordprocessingCanvas" xmlns:cx="http://schemas.microsoft.com/office/drawing/2014/chartex" xmlns:cx1="http://schemas.microsoft.com/office/drawing/2015/9/8/chartex" xmlns:cx2="http://schemas.microsoft.com/office/drawing/2015/10/21/chartex" xmlns:cx3="http://schemas.microsoft.com/office/drawing/2016/5/9/chartex" xmlns:cx4="http://schemas.microsoft.com/office/drawing/2016/5/10/chartex" xmlns:cx5="http://schemas.microsoft.com/office/drawing/2016/5/11/chartex" xmlns:cx6="http://schemas.microsoft.com/office/drawing/2016/5/12/chartex" xmlns:cx7="http://schemas.microsoft.com/office/drawing/2016/5/13/chartex" xmlns:cx8="http://schemas.microsoft.com/office/drawing/2016/5/14/chartex" xmlns:mc="http://schemas.openxmlformats.org/markup-compatibility/2006" xmlns:aink="http://schemas.microsoft.com/office/drawing/2016/ink" xmlns:am3d="http://schemas.microsoft.com/office/drawing/2017/model3d" xmlns:o="urn:schemas-microsoft-com:office:office" xmlns:oel="http://schemas.microsoft.com/office/2019/extlst" xmlns:r="http://schemas.openxmlformats.org/officeDocument/2006/relationships" xmlns:m="http://schemas.openxmlformats.org/officeDocument/2006/math" xmlns:v="urn:schemas-microsoft-com:vml" xmlns:wp14="http://schemas.microsoft.com/office/word/2010/wordprocessingDrawing" xmlns:wp="http://schemas.openxmlformats.org/drawingml/2006/wordprocessingDrawing" xmlns:w10="urn:schemas-microsoft-com:office:word" xmlns:w="http://schemas.openxmlformats.org/wordprocessingml/2006/main" xmlns:w14="http://schemas.microsoft.com/office/word/2010/wordml" xmlns:w15="http://schemas.microsoft.com/office/word/2012/wordml" xmlns:w16cex="http://schemas.microsoft.com/office/word/2018/wordml/cex" xmlns:w16cid="http://schemas.microsoft.com/office/word/2016/wordml/cid" xmlns:w16="http://schemas.microsoft.com/office/word/2018/wordml" xmlns:w16sdtdh="http://schemas.microsoft.com/office/word/2020/wordml/sdtdatahash" xmlns:w16se="http://schemas.microsoft.com/office/word/2015/wordml/symex" xmlns:wpg="http://schemas.microsoft.com/office/word/2010/wordprocessingGroup" xmlns:wpi="http://schemas.microsoft.com/office/word/2010/wordprocessingInk" xmlns:wne="http://schemas.microsoft.com/office/word/2006/wordml" xmlns:wps="http://schemas.microsoft.com/office/word/2010/wordprocessingShape" mc:Ignorable="w14 w15 w16se w16cid w16 w16cex w16sdtdh wp14">
   <w:sdt>
     <w:sdtPr>
       <w:id w:val="526216929"/>
@@ -10348,7 +10299,6 @@
         <w:docPartUnique/>
       </w:docPartObj>
     </w:sdtPr>
-    <w:sdtEndPr/>
     <w:sdtContent>
       <w:p>
         <w:pPr>
@@ -10414,7 +10364,7 @@
 </file>
 
 <file path=word/header2.xml><?xml version="1.0" encoding="utf-8"?>
-<w:hdr xmlns:wpc="http://schemas.microsoft.com/office/word/2010/wordprocessingCanvas" xmlns:cx="http://schemas.microsoft.com/office/drawing/2014/chartex" xmlns:cx1="http://schemas.microsoft.com/office/drawing/2015/9/8/chartex" xmlns:mc="http://schemas.openxmlformats.org/markup-compatibility/2006" xmlns:o="urn:schemas-microsoft-com:office:office" xmlns:r="http://schemas.openxmlformats.org/officeDocument/2006/relationships" xmlns:m="http://schemas.openxmlformats.org/officeDocument/2006/math" xmlns:v="urn:schemas-microsoft-com:vml" xmlns:wp14="http://schemas.microsoft.com/office/word/2010/wordprocessingDrawing" xmlns:wp="http://schemas.openxmlformats.org/drawingml/2006/wordprocessingDrawing" xmlns:w10="urn:schemas-microsoft-com:office:word" xmlns:w="http://schemas.openxmlformats.org/wordprocessingml/2006/main" xmlns:w14="http://schemas.microsoft.com/office/word/2010/wordml" xmlns:w15="http://schemas.microsoft.com/office/word/2012/wordml" xmlns:w16se="http://schemas.microsoft.com/office/word/2015/wordml/symex" xmlns:wpg="http://schemas.microsoft.com/office/word/2010/wordprocessingGroup" xmlns:wpi="http://schemas.microsoft.com/office/word/2010/wordprocessingInk" xmlns:wne="http://schemas.microsoft.com/office/word/2006/wordml" xmlns:wps="http://schemas.microsoft.com/office/word/2010/wordprocessingShape" mc:Ignorable="w14 w15 w16se wp14">
+<w:hdr xmlns:wpc="http://schemas.microsoft.com/office/word/2010/wordprocessingCanvas" xmlns:cx="http://schemas.microsoft.com/office/drawing/2014/chartex" xmlns:cx1="http://schemas.microsoft.com/office/drawing/2015/9/8/chartex" xmlns:cx2="http://schemas.microsoft.com/office/drawing/2015/10/21/chartex" xmlns:cx3="http://schemas.microsoft.com/office/drawing/2016/5/9/chartex" xmlns:cx4="http://schemas.microsoft.com/office/drawing/2016/5/10/chartex" xmlns:cx5="http://schemas.microsoft.com/office/drawing/2016/5/11/chartex" xmlns:cx6="http://schemas.microsoft.com/office/drawing/2016/5/12/chartex" xmlns:cx7="http://schemas.microsoft.com/office/drawing/2016/5/13/chartex" xmlns:cx8="http://schemas.microsoft.com/office/drawing/2016/5/14/chartex" xmlns:mc="http://schemas.openxmlformats.org/markup-compatibility/2006" xmlns:aink="http://schemas.microsoft.com/office/drawing/2016/ink" xmlns:am3d="http://schemas.microsoft.com/office/drawing/2017/model3d" xmlns:o="urn:schemas-microsoft-com:office:office" xmlns:oel="http://schemas.microsoft.com/office/2019/extlst" xmlns:r="http://schemas.openxmlformats.org/officeDocument/2006/relationships" xmlns:m="http://schemas.openxmlformats.org/officeDocument/2006/math" xmlns:v="urn:schemas-microsoft-com:vml" xmlns:wp14="http://schemas.microsoft.com/office/word/2010/wordprocessingDrawing" xmlns:wp="http://schemas.openxmlformats.org/drawingml/2006/wordprocessingDrawing" xmlns:w10="urn:schemas-microsoft-com:office:word" xmlns:w="http://schemas.openxmlformats.org/wordprocessingml/2006/main" xmlns:w14="http://schemas.microsoft.com/office/word/2010/wordml" xmlns:w15="http://schemas.microsoft.com/office/word/2012/wordml" xmlns:w16cex="http://schemas.microsoft.com/office/word/2018/wordml/cex" xmlns:w16cid="http://schemas.microsoft.com/office/word/2016/wordml/cid" xmlns:w16="http://schemas.microsoft.com/office/word/2018/wordml" xmlns:w16sdtdh="http://schemas.microsoft.com/office/word/2020/wordml/sdtdatahash" xmlns:w16se="http://schemas.microsoft.com/office/word/2015/wordml/symex" xmlns:wpg="http://schemas.microsoft.com/office/word/2010/wordprocessingGroup" xmlns:wpi="http://schemas.microsoft.com/office/word/2010/wordprocessingInk" xmlns:wne="http://schemas.microsoft.com/office/word/2006/wordml" xmlns:wps="http://schemas.microsoft.com/office/word/2010/wordprocessingShape" mc:Ignorable="w14 w15 w16se w16cid w16 w16cex w16sdtdh wp14">
   <w:p>
     <w:pPr>
       <w:pStyle w:val="a3"/>
@@ -10453,7 +10403,7 @@
 </file>
 
 <file path=word/numbering.xml><?xml version="1.0" encoding="utf-8"?>
-<w:numbering xmlns:wpc="http://schemas.microsoft.com/office/word/2010/wordprocessingCanvas" xmlns:cx="http://schemas.microsoft.com/office/drawing/2014/chartex" xmlns:cx1="http://schemas.microsoft.com/office/drawing/2015/9/8/chartex" xmlns:mc="http://schemas.openxmlformats.org/markup-compatibility/2006" xmlns:o="urn:schemas-microsoft-com:office:office" xmlns:r="http://schemas.openxmlformats.org/officeDocument/2006/relationships" xmlns:m="http://schemas.openxmlformats.org/officeDocument/2006/math" xmlns:v="urn:schemas-microsoft-com:vml" xmlns:wp14="http://schemas.microsoft.com/office/word/2010/wordprocessingDrawing" xmlns:wp="http://schemas.openxmlformats.org/drawingml/2006/wordprocessingDrawing" xmlns:w10="urn:schemas-microsoft-com:office:word" xmlns:w="http://schemas.openxmlformats.org/wordprocessingml/2006/main" xmlns:w14="http://schemas.microsoft.com/office/word/2010/wordml" xmlns:w15="http://schemas.microsoft.com/office/word/2012/wordml" xmlns:w16se="http://schemas.microsoft.com/office/word/2015/wordml/symex" xmlns:wpg="http://schemas.microsoft.com/office/word/2010/wordprocessingGroup" xmlns:wpi="http://schemas.microsoft.com/office/word/2010/wordprocessingInk" xmlns:wne="http://schemas.microsoft.com/office/word/2006/wordml" xmlns:wps="http://schemas.microsoft.com/office/word/2010/wordprocessingShape" mc:Ignorable="w14 w15 w16se wp14">
+<w:numbering xmlns:wpc="http://schemas.microsoft.com/office/word/2010/wordprocessingCanvas" xmlns:cx="http://schemas.microsoft.com/office/drawing/2014/chartex" xmlns:cx1="http://schemas.microsoft.com/office/drawing/2015/9/8/chartex" xmlns:cx2="http://schemas.microsoft.com/office/drawing/2015/10/21/chartex" xmlns:cx3="http://schemas.microsoft.com/office/drawing/2016/5/9/chartex" xmlns:cx4="http://schemas.microsoft.com/office/drawing/2016/5/10/chartex" xmlns:cx5="http://schemas.microsoft.com/office/drawing/2016/5/11/chartex" xmlns:cx6="http://schemas.microsoft.com/office/drawing/2016/5/12/chartex" xmlns:cx7="http://schemas.microsoft.com/office/drawing/2016/5/13/chartex" xmlns:cx8="http://schemas.microsoft.com/office/drawing/2016/5/14/chartex" xmlns:mc="http://schemas.openxmlformats.org/markup-compatibility/2006" xmlns:aink="http://schemas.microsoft.com/office/drawing/2016/ink" xmlns:am3d="http://schemas.microsoft.com/office/drawing/2017/model3d" xmlns:o="urn:schemas-microsoft-com:office:office" xmlns:oel="http://schemas.microsoft.com/office/2019/extlst" xmlns:r="http://schemas.openxmlformats.org/officeDocument/2006/relationships" xmlns:m="http://schemas.openxmlformats.org/officeDocument/2006/math" xmlns:v="urn:schemas-microsoft-com:vml" xmlns:wp14="http://schemas.microsoft.com/office/word/2010/wordprocessingDrawing" xmlns:wp="http://schemas.openxmlformats.org/drawingml/2006/wordprocessingDrawing" xmlns:w10="urn:schemas-microsoft-com:office:word" xmlns:w="http://schemas.openxmlformats.org/wordprocessingml/2006/main" xmlns:w14="http://schemas.microsoft.com/office/word/2010/wordml" xmlns:w15="http://schemas.microsoft.com/office/word/2012/wordml" xmlns:w16cex="http://schemas.microsoft.com/office/word/2018/wordml/cex" xmlns:w16cid="http://schemas.microsoft.com/office/word/2016/wordml/cid" xmlns:w16="http://schemas.microsoft.com/office/word/2018/wordml" xmlns:w16sdtdh="http://schemas.microsoft.com/office/word/2020/wordml/sdtdatahash" xmlns:w16se="http://schemas.microsoft.com/office/word/2015/wordml/symex" xmlns:wpg="http://schemas.microsoft.com/office/word/2010/wordprocessingGroup" xmlns:wpi="http://schemas.microsoft.com/office/word/2010/wordprocessingInk" xmlns:wne="http://schemas.microsoft.com/office/word/2006/wordml" xmlns:wps="http://schemas.microsoft.com/office/word/2010/wordprocessingShape" mc:Ignorable="w14 w15 w16se w16cid w16 w16cex w16sdtdh wp14">
   <w:abstractNum w:abstractNumId="0" w15:restartNumberingAfterBreak="0">
     <w:nsid w:val="0BD75FF5"/>
     <w:multiLevelType w:val="hybridMultilevel"/>
@@ -12017,52 +11967,52 @@
       </w:pPr>
     </w:lvl>
   </w:abstractNum>
-  <w:num w:numId="1">
+  <w:num w:numId="1" w16cid:durableId="486239627">
     <w:abstractNumId w:val="2"/>
   </w:num>
-  <w:num w:numId="2">
+  <w:num w:numId="2" w16cid:durableId="280035916">
     <w:abstractNumId w:val="8"/>
   </w:num>
-  <w:num w:numId="3">
+  <w:num w:numId="3" w16cid:durableId="1919511860">
     <w:abstractNumId w:val="1"/>
   </w:num>
-  <w:num w:numId="4">
+  <w:num w:numId="4" w16cid:durableId="2060396201">
     <w:abstractNumId w:val="11"/>
   </w:num>
-  <w:num w:numId="5">
+  <w:num w:numId="5" w16cid:durableId="40525245">
     <w:abstractNumId w:val="0"/>
   </w:num>
-  <w:num w:numId="6">
+  <w:num w:numId="6" w16cid:durableId="814030435">
     <w:abstractNumId w:val="12"/>
   </w:num>
-  <w:num w:numId="7">
+  <w:num w:numId="7" w16cid:durableId="1076242348">
     <w:abstractNumId w:val="10"/>
   </w:num>
-  <w:num w:numId="8">
+  <w:num w:numId="8" w16cid:durableId="461772609">
     <w:abstractNumId w:val="4"/>
   </w:num>
-  <w:num w:numId="9">
+  <w:num w:numId="9" w16cid:durableId="331565827">
     <w:abstractNumId w:val="9"/>
   </w:num>
-  <w:num w:numId="10">
+  <w:num w:numId="10" w16cid:durableId="95058477">
     <w:abstractNumId w:val="13"/>
   </w:num>
-  <w:num w:numId="11">
+  <w:num w:numId="11" w16cid:durableId="1144275381">
     <w:abstractNumId w:val="5"/>
   </w:num>
-  <w:num w:numId="12">
+  <w:num w:numId="12" w16cid:durableId="181939119">
     <w:abstractNumId w:val="14"/>
   </w:num>
-  <w:num w:numId="13">
+  <w:num w:numId="13" w16cid:durableId="1404331131">
     <w:abstractNumId w:val="6"/>
   </w:num>
-  <w:num w:numId="14">
+  <w:num w:numId="14" w16cid:durableId="280963318">
     <w:abstractNumId w:val="15"/>
   </w:num>
-  <w:num w:numId="15">
+  <w:num w:numId="15" w16cid:durableId="701442111">
     <w:abstractNumId w:val="3"/>
   </w:num>
-  <w:num w:numId="16">
+  <w:num w:numId="16" w16cid:durableId="1742210868">
     <w:abstractNumId w:val="7"/>
   </w:num>
   <w:numIdMacAtCleanup w:val="13"/>
@@ -12070,7 +12020,7 @@
 </file>
 
 <file path=word/styles.xml><?xml version="1.0" encoding="utf-8"?>
-<w:styles xmlns:mc="http://schemas.openxmlformats.org/markup-compatibility/2006" xmlns:r="http://schemas.openxmlformats.org/officeDocument/2006/relationships" xmlns:w="http://schemas.openxmlformats.org/wordprocessingml/2006/main" xmlns:w14="http://schemas.microsoft.com/office/word/2010/wordml" xmlns:w15="http://schemas.microsoft.com/office/word/2012/wordml" xmlns:w16se="http://schemas.microsoft.com/office/word/2015/wordml/symex" mc:Ignorable="w14 w15 w16se">
+<w:styles xmlns:mc="http://schemas.openxmlformats.org/markup-compatibility/2006" xmlns:r="http://schemas.openxmlformats.org/officeDocument/2006/relationships" xmlns:w="http://schemas.openxmlformats.org/wordprocessingml/2006/main" xmlns:w14="http://schemas.microsoft.com/office/word/2010/wordml" xmlns:w15="http://schemas.microsoft.com/office/word/2012/wordml" xmlns:w16cex="http://schemas.microsoft.com/office/word/2018/wordml/cex" xmlns:w16cid="http://schemas.microsoft.com/office/word/2016/wordml/cid" xmlns:w16="http://schemas.microsoft.com/office/word/2018/wordml" xmlns:w16sdtdh="http://schemas.microsoft.com/office/word/2020/wordml/sdtdatahash" xmlns:w16se="http://schemas.microsoft.com/office/word/2015/wordml/symex" mc:Ignorable="w14 w15 w16se w16cid w16 w16cex w16sdtdh">
   <w:docDefaults>
     <w:rPrDefault>
       <w:rPr>
@@ -12080,7 +12030,7 @@
     </w:rPrDefault>
     <w:pPrDefault/>
   </w:docDefaults>
-  <w:latentStyles w:defLockedState="0" w:defUIPriority="0" w:defSemiHidden="0" w:defUnhideWhenUsed="0" w:defQFormat="0" w:count="371">
+  <w:latentStyles w:defLockedState="0" w:defUIPriority="0" w:defSemiHidden="0" w:defUnhideWhenUsed="0" w:defQFormat="0" w:count="376">
     <w:lsdException w:name="Normal" w:qFormat="1"/>
     <w:lsdException w:name="heading 1" w:qFormat="1"/>
     <w:lsdException w:name="heading 2" w:qFormat="1"/>
@@ -12445,6 +12395,11 @@
     <w:lsdException w:name="List Table 5 Dark Accent 6" w:uiPriority="50"/>
     <w:lsdException w:name="List Table 6 Colorful Accent 6" w:uiPriority="51"/>
     <w:lsdException w:name="List Table 7 Colorful Accent 6" w:uiPriority="52"/>
+    <w:lsdException w:name="Mention" w:semiHidden="1" w:uiPriority="99" w:unhideWhenUsed="1"/>
+    <w:lsdException w:name="Smart Hyperlink" w:semiHidden="1" w:uiPriority="99" w:unhideWhenUsed="1"/>
+    <w:lsdException w:name="Hashtag" w:semiHidden="1" w:uiPriority="99" w:unhideWhenUsed="1"/>
+    <w:lsdException w:name="Unresolved Mention" w:semiHidden="1" w:uiPriority="99" w:unhideWhenUsed="1"/>
+    <w:lsdException w:name="Smart Link" w:semiHidden="1" w:uiPriority="99" w:unhideWhenUsed="1"/>
   </w:latentStyles>
   <w:style w:type="paragraph" w:default="1" w:styleId="a">
     <w:name w:val="Normal"/>

--- a/word_templates/VOIS_LD_IP_do_2017.docx
+++ b/word_templates/VOIS_LD_IP_do_2017.docx
@@ -1,6 +1,6 @@
 
 <file path=word/document.xml><?xml version="1.0" encoding="utf-8"?>
-<w:document xmlns:wpc="http://schemas.microsoft.com/office/word/2010/wordprocessingCanvas" xmlns:cx="http://schemas.microsoft.com/office/drawing/2014/chartex" xmlns:cx1="http://schemas.microsoft.com/office/drawing/2015/9/8/chartex" xmlns:cx2="http://schemas.microsoft.com/office/drawing/2015/10/21/chartex" xmlns:cx3="http://schemas.microsoft.com/office/drawing/2016/5/9/chartex" xmlns:cx4="http://schemas.microsoft.com/office/drawing/2016/5/10/chartex" xmlns:cx5="http://schemas.microsoft.com/office/drawing/2016/5/11/chartex" xmlns:cx6="http://schemas.microsoft.com/office/drawing/2016/5/12/chartex" xmlns:cx7="http://schemas.microsoft.com/office/drawing/2016/5/13/chartex" xmlns:cx8="http://schemas.microsoft.com/office/drawing/2016/5/14/chartex" xmlns:mc="http://schemas.openxmlformats.org/markup-compatibility/2006" xmlns:aink="http://schemas.microsoft.com/office/drawing/2016/ink" xmlns:am3d="http://schemas.microsoft.com/office/drawing/2017/model3d" xmlns:o="urn:schemas-microsoft-com:office:office" xmlns:oel="http://schemas.microsoft.com/office/2019/extlst" xmlns:r="http://schemas.openxmlformats.org/officeDocument/2006/relationships" xmlns:m="http://schemas.openxmlformats.org/officeDocument/2006/math" xmlns:v="urn:schemas-microsoft-com:vml" xmlns:wp14="http://schemas.microsoft.com/office/word/2010/wordprocessingDrawing" xmlns:wp="http://schemas.openxmlformats.org/drawingml/2006/wordprocessingDrawing" xmlns:w10="urn:schemas-microsoft-com:office:word" xmlns:w="http://schemas.openxmlformats.org/wordprocessingml/2006/main" xmlns:w14="http://schemas.microsoft.com/office/word/2010/wordml" xmlns:w15="http://schemas.microsoft.com/office/word/2012/wordml" xmlns:w16cex="http://schemas.microsoft.com/office/word/2018/wordml/cex" xmlns:w16cid="http://schemas.microsoft.com/office/word/2016/wordml/cid" xmlns:w16="http://schemas.microsoft.com/office/word/2018/wordml" xmlns:w16sdtdh="http://schemas.microsoft.com/office/word/2020/wordml/sdtdatahash" xmlns:w16se="http://schemas.microsoft.com/office/word/2015/wordml/symex" xmlns:wpg="http://schemas.microsoft.com/office/word/2010/wordprocessingGroup" xmlns:wpi="http://schemas.microsoft.com/office/word/2010/wordprocessingInk" xmlns:wne="http://schemas.microsoft.com/office/word/2006/wordml" xmlns:wps="http://schemas.microsoft.com/office/word/2010/wordprocessingShape" mc:Ignorable="w14 w15 w16se w16cid w16 w16cex w16sdtdh wp14">
+<w:document xmlns:wpc="http://schemas.microsoft.com/office/word/2010/wordprocessingCanvas" xmlns:cx="http://schemas.microsoft.com/office/drawing/2014/chartex" xmlns:cx1="http://schemas.microsoft.com/office/drawing/2015/9/8/chartex" xmlns:mc="http://schemas.openxmlformats.org/markup-compatibility/2006" xmlns:o="urn:schemas-microsoft-com:office:office" xmlns:r="http://schemas.openxmlformats.org/officeDocument/2006/relationships" xmlns:m="http://schemas.openxmlformats.org/officeDocument/2006/math" xmlns:v="urn:schemas-microsoft-com:vml" xmlns:wp14="http://schemas.microsoft.com/office/word/2010/wordprocessingDrawing" xmlns:wp="http://schemas.openxmlformats.org/drawingml/2006/wordprocessingDrawing" xmlns:w10="urn:schemas-microsoft-com:office:word" xmlns:w="http://schemas.openxmlformats.org/wordprocessingml/2006/main" xmlns:w14="http://schemas.microsoft.com/office/word/2010/wordml" xmlns:w15="http://schemas.microsoft.com/office/word/2012/wordml" xmlns:w16se="http://schemas.microsoft.com/office/word/2015/wordml/symex" xmlns:wpg="http://schemas.microsoft.com/office/word/2010/wordprocessingGroup" xmlns:wpi="http://schemas.microsoft.com/office/word/2010/wordprocessingInk" xmlns:wne="http://schemas.microsoft.com/office/word/2006/wordml" xmlns:wps="http://schemas.microsoft.com/office/word/2010/wordprocessingShape" mc:Ignorable="w14 w15 w16se wp14">
   <w:body>
     <w:p>
       <w:pPr>
@@ -5248,9 +5248,6 @@
           <w:p>
             <w:pPr>
               <w:jc w:val="both"/>
-              <w:rPr>
-                <w:lang w:val="en-US"/>
-              </w:rPr>
             </w:pPr>
             <w:r>
               <w:rPr>
@@ -5264,7 +5261,6 @@
               <w:rPr>
                 <w:sz w:val="18"/>
                 <w:szCs w:val="18"/>
-                <w:lang w:val="en-US"/>
               </w:rPr>
               <w:t>-</w:t>
             </w:r>
@@ -5280,7 +5276,6 @@
               <w:rPr>
                 <w:sz w:val="18"/>
                 <w:szCs w:val="18"/>
-                <w:lang w:val="en-US"/>
               </w:rPr>
               <w:t xml:space="preserve">: </w:t>
             </w:r>
@@ -5303,7 +5298,6 @@
                   <w:sz w:val="18"/>
                   <w:szCs w:val="18"/>
                   <w:u w:val="none"/>
-                  <w:lang w:val="en-US"/>
                 </w:rPr>
                 <w:t>.</w:t>
               </w:r>
@@ -5325,7 +5319,6 @@
                   <w:sz w:val="18"/>
                   <w:szCs w:val="18"/>
                   <w:u w:val="none"/>
-                  <w:lang w:val="en-US"/>
                 </w:rPr>
                 <w:t>-</w:t>
               </w:r>
@@ -5347,7 +5340,6 @@
                   <w:sz w:val="18"/>
                   <w:szCs w:val="18"/>
                   <w:u w:val="none"/>
-                  <w:lang w:val="en-US"/>
                 </w:rPr>
                 <w:t>-</w:t>
               </w:r>
@@ -5369,7 +5361,6 @@
                   <w:sz w:val="18"/>
                   <w:szCs w:val="18"/>
                   <w:u w:val="none"/>
-                  <w:lang w:val="en-US"/>
                 </w:rPr>
                 <w:t>@</w:t>
               </w:r>
@@ -5391,7 +5382,6 @@
                   <w:sz w:val="18"/>
                   <w:szCs w:val="18"/>
                   <w:u w:val="none"/>
-                  <w:lang w:val="en-US"/>
                 </w:rPr>
                 <w:t>.</w:t>
               </w:r>
@@ -5550,8 +5540,10 @@
                 <w:sz w:val="16"/>
                 <w:szCs w:val="16"/>
               </w:rPr>
-              <w:t>ИНН {{INN}} / КПП {{KPP}}</w:t>
-            </w:r>
+              <w:t>ИНН {{INN}}</w:t>
+            </w:r>
+            <w:bookmarkStart w:id="0" w:name="_GoBack"/>
+            <w:bookmarkEnd w:id="0"/>
           </w:p>
           <w:p>
             <w:pPr>
@@ -8842,7 +8834,7 @@
                     </wp:anchor>
                   </w:drawing>
                 </mc:Choice>
-                <mc:Fallback>
+                <mc:Fallback xmlns:w16sdtdh="http://schemas.microsoft.com/office/word/2020/wordml/sdtdatahash" xmlns:w16="http://schemas.microsoft.com/office/word/2018/wordml" xmlns:w16cid="http://schemas.microsoft.com/office/word/2016/wordml/cid" xmlns:w16cex="http://schemas.microsoft.com/office/word/2018/wordml/cex" xmlns:oel="http://schemas.microsoft.com/office/2019/extlst" xmlns:am3d="http://schemas.microsoft.com/office/drawing/2017/model3d" xmlns:aink="http://schemas.microsoft.com/office/drawing/2016/ink" xmlns:cx8="http://schemas.microsoft.com/office/drawing/2016/5/14/chartex" xmlns:cx7="http://schemas.microsoft.com/office/drawing/2016/5/13/chartex" xmlns:cx6="http://schemas.microsoft.com/office/drawing/2016/5/12/chartex" xmlns:cx5="http://schemas.microsoft.com/office/drawing/2016/5/11/chartex" xmlns:cx4="http://schemas.microsoft.com/office/drawing/2016/5/10/chartex" xmlns:cx3="http://schemas.microsoft.com/office/drawing/2016/5/9/chartex" xmlns:cx2="http://schemas.microsoft.com/office/drawing/2015/10/21/chartex">
                   <w:pict>
                     <v:shapetype w14:anchorId="094E602F" id="_x0000_t202" coordsize="21600,21600" o:spt="202" path="m,l,21600r21600,l21600,xe">
                       <v:stroke joinstyle="miter"/>
@@ -10166,7 +10158,7 @@
 </file>
 
 <file path=word/endnotes.xml><?xml version="1.0" encoding="utf-8"?>
-<w:endnotes xmlns:wpc="http://schemas.microsoft.com/office/word/2010/wordprocessingCanvas" xmlns:cx="http://schemas.microsoft.com/office/drawing/2014/chartex" xmlns:cx1="http://schemas.microsoft.com/office/drawing/2015/9/8/chartex" xmlns:cx2="http://schemas.microsoft.com/office/drawing/2015/10/21/chartex" xmlns:cx3="http://schemas.microsoft.com/office/drawing/2016/5/9/chartex" xmlns:cx4="http://schemas.microsoft.com/office/drawing/2016/5/10/chartex" xmlns:cx5="http://schemas.microsoft.com/office/drawing/2016/5/11/chartex" xmlns:cx6="http://schemas.microsoft.com/office/drawing/2016/5/12/chartex" xmlns:cx7="http://schemas.microsoft.com/office/drawing/2016/5/13/chartex" xmlns:cx8="http://schemas.microsoft.com/office/drawing/2016/5/14/chartex" xmlns:mc="http://schemas.openxmlformats.org/markup-compatibility/2006" xmlns:aink="http://schemas.microsoft.com/office/drawing/2016/ink" xmlns:am3d="http://schemas.microsoft.com/office/drawing/2017/model3d" xmlns:o="urn:schemas-microsoft-com:office:office" xmlns:oel="http://schemas.microsoft.com/office/2019/extlst" xmlns:r="http://schemas.openxmlformats.org/officeDocument/2006/relationships" xmlns:m="http://schemas.openxmlformats.org/officeDocument/2006/math" xmlns:v="urn:schemas-microsoft-com:vml" xmlns:wp14="http://schemas.microsoft.com/office/word/2010/wordprocessingDrawing" xmlns:wp="http://schemas.openxmlformats.org/drawingml/2006/wordprocessingDrawing" xmlns:w10="urn:schemas-microsoft-com:office:word" xmlns:w="http://schemas.openxmlformats.org/wordprocessingml/2006/main" xmlns:w14="http://schemas.microsoft.com/office/word/2010/wordml" xmlns:w15="http://schemas.microsoft.com/office/word/2012/wordml" xmlns:w16cex="http://schemas.microsoft.com/office/word/2018/wordml/cex" xmlns:w16cid="http://schemas.microsoft.com/office/word/2016/wordml/cid" xmlns:w16="http://schemas.microsoft.com/office/word/2018/wordml" xmlns:w16sdtdh="http://schemas.microsoft.com/office/word/2020/wordml/sdtdatahash" xmlns:w16se="http://schemas.microsoft.com/office/word/2015/wordml/symex" xmlns:wpg="http://schemas.microsoft.com/office/word/2010/wordprocessingGroup" xmlns:wpi="http://schemas.microsoft.com/office/word/2010/wordprocessingInk" xmlns:wne="http://schemas.microsoft.com/office/word/2006/wordml" xmlns:wps="http://schemas.microsoft.com/office/word/2010/wordprocessingShape" mc:Ignorable="w14 w15 w16se w16cid w16 w16cex w16sdtdh wp14">
+<w:endnotes xmlns:wpc="http://schemas.microsoft.com/office/word/2010/wordprocessingCanvas" xmlns:cx="http://schemas.microsoft.com/office/drawing/2014/chartex" xmlns:cx1="http://schemas.microsoft.com/office/drawing/2015/9/8/chartex" xmlns:mc="http://schemas.openxmlformats.org/markup-compatibility/2006" xmlns:o="urn:schemas-microsoft-com:office:office" xmlns:r="http://schemas.openxmlformats.org/officeDocument/2006/relationships" xmlns:m="http://schemas.openxmlformats.org/officeDocument/2006/math" xmlns:v="urn:schemas-microsoft-com:vml" xmlns:wp14="http://schemas.microsoft.com/office/word/2010/wordprocessingDrawing" xmlns:wp="http://schemas.openxmlformats.org/drawingml/2006/wordprocessingDrawing" xmlns:w10="urn:schemas-microsoft-com:office:word" xmlns:w="http://schemas.openxmlformats.org/wordprocessingml/2006/main" xmlns:w14="http://schemas.microsoft.com/office/word/2010/wordml" xmlns:w15="http://schemas.microsoft.com/office/word/2012/wordml" xmlns:w16se="http://schemas.microsoft.com/office/word/2015/wordml/symex" xmlns:wpg="http://schemas.microsoft.com/office/word/2010/wordprocessingGroup" xmlns:wpi="http://schemas.microsoft.com/office/word/2010/wordprocessingInk" xmlns:wne="http://schemas.microsoft.com/office/word/2006/wordml" xmlns:wps="http://schemas.microsoft.com/office/word/2010/wordprocessingShape" mc:Ignorable="w14 w15 w16se wp14">
   <w:endnote w:type="separator" w:id="-1">
     <w:p>
       <w:r>
@@ -10185,7 +10177,7 @@
 </file>
 
 <file path=word/footer1.xml><?xml version="1.0" encoding="utf-8"?>
-<w:ftr xmlns:wpc="http://schemas.microsoft.com/office/word/2010/wordprocessingCanvas" xmlns:cx="http://schemas.microsoft.com/office/drawing/2014/chartex" xmlns:cx1="http://schemas.microsoft.com/office/drawing/2015/9/8/chartex" xmlns:cx2="http://schemas.microsoft.com/office/drawing/2015/10/21/chartex" xmlns:cx3="http://schemas.microsoft.com/office/drawing/2016/5/9/chartex" xmlns:cx4="http://schemas.microsoft.com/office/drawing/2016/5/10/chartex" xmlns:cx5="http://schemas.microsoft.com/office/drawing/2016/5/11/chartex" xmlns:cx6="http://schemas.microsoft.com/office/drawing/2016/5/12/chartex" xmlns:cx7="http://schemas.microsoft.com/office/drawing/2016/5/13/chartex" xmlns:cx8="http://schemas.microsoft.com/office/drawing/2016/5/14/chartex" xmlns:mc="http://schemas.openxmlformats.org/markup-compatibility/2006" xmlns:aink="http://schemas.microsoft.com/office/drawing/2016/ink" xmlns:am3d="http://schemas.microsoft.com/office/drawing/2017/model3d" xmlns:o="urn:schemas-microsoft-com:office:office" xmlns:oel="http://schemas.microsoft.com/office/2019/extlst" xmlns:r="http://schemas.openxmlformats.org/officeDocument/2006/relationships" xmlns:m="http://schemas.openxmlformats.org/officeDocument/2006/math" xmlns:v="urn:schemas-microsoft-com:vml" xmlns:wp14="http://schemas.microsoft.com/office/word/2010/wordprocessingDrawing" xmlns:wp="http://schemas.openxmlformats.org/drawingml/2006/wordprocessingDrawing" xmlns:w10="urn:schemas-microsoft-com:office:word" xmlns:w="http://schemas.openxmlformats.org/wordprocessingml/2006/main" xmlns:w14="http://schemas.microsoft.com/office/word/2010/wordml" xmlns:w15="http://schemas.microsoft.com/office/word/2012/wordml" xmlns:w16cex="http://schemas.microsoft.com/office/word/2018/wordml/cex" xmlns:w16cid="http://schemas.microsoft.com/office/word/2016/wordml/cid" xmlns:w16="http://schemas.microsoft.com/office/word/2018/wordml" xmlns:w16sdtdh="http://schemas.microsoft.com/office/word/2020/wordml/sdtdatahash" xmlns:w16se="http://schemas.microsoft.com/office/word/2015/wordml/symex" xmlns:wpg="http://schemas.microsoft.com/office/word/2010/wordprocessingGroup" xmlns:wpi="http://schemas.microsoft.com/office/word/2010/wordprocessingInk" xmlns:wne="http://schemas.microsoft.com/office/word/2006/wordml" xmlns:wps="http://schemas.microsoft.com/office/word/2010/wordprocessingShape" mc:Ignorable="w14 w15 w16se w16cid w16 w16cex w16sdtdh wp14">
+<w:ftr xmlns:wpc="http://schemas.microsoft.com/office/word/2010/wordprocessingCanvas" xmlns:cx="http://schemas.microsoft.com/office/drawing/2014/chartex" xmlns:cx1="http://schemas.microsoft.com/office/drawing/2015/9/8/chartex" xmlns:mc="http://schemas.openxmlformats.org/markup-compatibility/2006" xmlns:o="urn:schemas-microsoft-com:office:office" xmlns:r="http://schemas.openxmlformats.org/officeDocument/2006/relationships" xmlns:m="http://schemas.openxmlformats.org/officeDocument/2006/math" xmlns:v="urn:schemas-microsoft-com:vml" xmlns:wp14="http://schemas.microsoft.com/office/word/2010/wordprocessingDrawing" xmlns:wp="http://schemas.openxmlformats.org/drawingml/2006/wordprocessingDrawing" xmlns:w10="urn:schemas-microsoft-com:office:word" xmlns:w="http://schemas.openxmlformats.org/wordprocessingml/2006/main" xmlns:w14="http://schemas.microsoft.com/office/word/2010/wordml" xmlns:w15="http://schemas.microsoft.com/office/word/2012/wordml" xmlns:w16se="http://schemas.microsoft.com/office/word/2015/wordml/symex" xmlns:wpg="http://schemas.microsoft.com/office/word/2010/wordprocessingGroup" xmlns:wpi="http://schemas.microsoft.com/office/word/2010/wordprocessingInk" xmlns:wne="http://schemas.microsoft.com/office/word/2006/wordml" xmlns:wps="http://schemas.microsoft.com/office/word/2010/wordprocessingShape" mc:Ignorable="w14 w15 w16se wp14">
   <w:p>
     <w:pPr>
       <w:pStyle w:val="aa"/>
@@ -10227,7 +10219,7 @@
 </file>
 
 <file path=word/footer2.xml><?xml version="1.0" encoding="utf-8"?>
-<w:ftr xmlns:wpc="http://schemas.microsoft.com/office/word/2010/wordprocessingCanvas" xmlns:cx="http://schemas.microsoft.com/office/drawing/2014/chartex" xmlns:cx1="http://schemas.microsoft.com/office/drawing/2015/9/8/chartex" xmlns:cx2="http://schemas.microsoft.com/office/drawing/2015/10/21/chartex" xmlns:cx3="http://schemas.microsoft.com/office/drawing/2016/5/9/chartex" xmlns:cx4="http://schemas.microsoft.com/office/drawing/2016/5/10/chartex" xmlns:cx5="http://schemas.microsoft.com/office/drawing/2016/5/11/chartex" xmlns:cx6="http://schemas.microsoft.com/office/drawing/2016/5/12/chartex" xmlns:cx7="http://schemas.microsoft.com/office/drawing/2016/5/13/chartex" xmlns:cx8="http://schemas.microsoft.com/office/drawing/2016/5/14/chartex" xmlns:mc="http://schemas.openxmlformats.org/markup-compatibility/2006" xmlns:aink="http://schemas.microsoft.com/office/drawing/2016/ink" xmlns:am3d="http://schemas.microsoft.com/office/drawing/2017/model3d" xmlns:o="urn:schemas-microsoft-com:office:office" xmlns:oel="http://schemas.microsoft.com/office/2019/extlst" xmlns:r="http://schemas.openxmlformats.org/officeDocument/2006/relationships" xmlns:m="http://schemas.openxmlformats.org/officeDocument/2006/math" xmlns:v="urn:schemas-microsoft-com:vml" xmlns:wp14="http://schemas.microsoft.com/office/word/2010/wordprocessingDrawing" xmlns:wp="http://schemas.openxmlformats.org/drawingml/2006/wordprocessingDrawing" xmlns:w10="urn:schemas-microsoft-com:office:word" xmlns:w="http://schemas.openxmlformats.org/wordprocessingml/2006/main" xmlns:w14="http://schemas.microsoft.com/office/word/2010/wordml" xmlns:w15="http://schemas.microsoft.com/office/word/2012/wordml" xmlns:w16cex="http://schemas.microsoft.com/office/word/2018/wordml/cex" xmlns:w16cid="http://schemas.microsoft.com/office/word/2016/wordml/cid" xmlns:w16="http://schemas.microsoft.com/office/word/2018/wordml" xmlns:w16sdtdh="http://schemas.microsoft.com/office/word/2020/wordml/sdtdatahash" xmlns:w16se="http://schemas.microsoft.com/office/word/2015/wordml/symex" xmlns:wpg="http://schemas.microsoft.com/office/word/2010/wordprocessingGroup" xmlns:wpi="http://schemas.microsoft.com/office/word/2010/wordprocessingInk" xmlns:wne="http://schemas.microsoft.com/office/word/2006/wordml" xmlns:wps="http://schemas.microsoft.com/office/word/2010/wordprocessingShape" mc:Ignorable="w14 w15 w16se w16cid w16 w16cex w16sdtdh wp14">
+<w:ftr xmlns:wpc="http://schemas.microsoft.com/office/word/2010/wordprocessingCanvas" xmlns:cx="http://schemas.microsoft.com/office/drawing/2014/chartex" xmlns:cx1="http://schemas.microsoft.com/office/drawing/2015/9/8/chartex" xmlns:mc="http://schemas.openxmlformats.org/markup-compatibility/2006" xmlns:o="urn:schemas-microsoft-com:office:office" xmlns:r="http://schemas.openxmlformats.org/officeDocument/2006/relationships" xmlns:m="http://schemas.openxmlformats.org/officeDocument/2006/math" xmlns:v="urn:schemas-microsoft-com:vml" xmlns:wp14="http://schemas.microsoft.com/office/word/2010/wordprocessingDrawing" xmlns:wp="http://schemas.openxmlformats.org/drawingml/2006/wordprocessingDrawing" xmlns:w10="urn:schemas-microsoft-com:office:word" xmlns:w="http://schemas.openxmlformats.org/wordprocessingml/2006/main" xmlns:w14="http://schemas.microsoft.com/office/word/2010/wordml" xmlns:w15="http://schemas.microsoft.com/office/word/2012/wordml" xmlns:w16se="http://schemas.microsoft.com/office/word/2015/wordml/symex" xmlns:wpg="http://schemas.microsoft.com/office/word/2010/wordprocessingGroup" xmlns:wpi="http://schemas.microsoft.com/office/word/2010/wordprocessingInk" xmlns:wne="http://schemas.microsoft.com/office/word/2006/wordml" xmlns:wps="http://schemas.microsoft.com/office/word/2010/wordprocessingShape" mc:Ignorable="w14 w15 w16se wp14">
   <w:p>
     <w:pPr>
       <w:pStyle w:val="aa"/>
@@ -10237,7 +10229,7 @@
         <w:szCs w:val="18"/>
       </w:rPr>
     </w:pPr>
-    <w:bookmarkStart w:id="0" w:name="_Hlk188018363"/>
+    <w:bookmarkStart w:id="1" w:name="_Hlk188018363"/>
     <w:r>
       <w:rPr>
         <w:sz w:val="18"/>
@@ -10261,7 +10253,7 @@
       <w:t xml:space="preserve">                    Пользователь____________________</w:t>
     </w:r>
   </w:p>
-  <w:bookmarkEnd w:id="0"/>
+  <w:bookmarkEnd w:id="1"/>
   <w:p>
     <w:pPr>
       <w:pStyle w:val="aa"/>
@@ -10271,7 +10263,7 @@
 </file>
 
 <file path=word/footnotes.xml><?xml version="1.0" encoding="utf-8"?>
-<w:footnotes xmlns:wpc="http://schemas.microsoft.com/office/word/2010/wordprocessingCanvas" xmlns:cx="http://schemas.microsoft.com/office/drawing/2014/chartex" xmlns:cx1="http://schemas.microsoft.com/office/drawing/2015/9/8/chartex" xmlns:cx2="http://schemas.microsoft.com/office/drawing/2015/10/21/chartex" xmlns:cx3="http://schemas.microsoft.com/office/drawing/2016/5/9/chartex" xmlns:cx4="http://schemas.microsoft.com/office/drawing/2016/5/10/chartex" xmlns:cx5="http://schemas.microsoft.com/office/drawing/2016/5/11/chartex" xmlns:cx6="http://schemas.microsoft.com/office/drawing/2016/5/12/chartex" xmlns:cx7="http://schemas.microsoft.com/office/drawing/2016/5/13/chartex" xmlns:cx8="http://schemas.microsoft.com/office/drawing/2016/5/14/chartex" xmlns:mc="http://schemas.openxmlformats.org/markup-compatibility/2006" xmlns:aink="http://schemas.microsoft.com/office/drawing/2016/ink" xmlns:am3d="http://schemas.microsoft.com/office/drawing/2017/model3d" xmlns:o="urn:schemas-microsoft-com:office:office" xmlns:oel="http://schemas.microsoft.com/office/2019/extlst" xmlns:r="http://schemas.openxmlformats.org/officeDocument/2006/relationships" xmlns:m="http://schemas.openxmlformats.org/officeDocument/2006/math" xmlns:v="urn:schemas-microsoft-com:vml" xmlns:wp14="http://schemas.microsoft.com/office/word/2010/wordprocessingDrawing" xmlns:wp="http://schemas.openxmlformats.org/drawingml/2006/wordprocessingDrawing" xmlns:w10="urn:schemas-microsoft-com:office:word" xmlns:w="http://schemas.openxmlformats.org/wordprocessingml/2006/main" xmlns:w14="http://schemas.microsoft.com/office/word/2010/wordml" xmlns:w15="http://schemas.microsoft.com/office/word/2012/wordml" xmlns:w16cex="http://schemas.microsoft.com/office/word/2018/wordml/cex" xmlns:w16cid="http://schemas.microsoft.com/office/word/2016/wordml/cid" xmlns:w16="http://schemas.microsoft.com/office/word/2018/wordml" xmlns:w16sdtdh="http://schemas.microsoft.com/office/word/2020/wordml/sdtdatahash" xmlns:w16se="http://schemas.microsoft.com/office/word/2015/wordml/symex" xmlns:wpg="http://schemas.microsoft.com/office/word/2010/wordprocessingGroup" xmlns:wpi="http://schemas.microsoft.com/office/word/2010/wordprocessingInk" xmlns:wne="http://schemas.microsoft.com/office/word/2006/wordml" xmlns:wps="http://schemas.microsoft.com/office/word/2010/wordprocessingShape" mc:Ignorable="w14 w15 w16se w16cid w16 w16cex w16sdtdh wp14">
+<w:footnotes xmlns:wpc="http://schemas.microsoft.com/office/word/2010/wordprocessingCanvas" xmlns:cx="http://schemas.microsoft.com/office/drawing/2014/chartex" xmlns:cx1="http://schemas.microsoft.com/office/drawing/2015/9/8/chartex" xmlns:mc="http://schemas.openxmlformats.org/markup-compatibility/2006" xmlns:o="urn:schemas-microsoft-com:office:office" xmlns:r="http://schemas.openxmlformats.org/officeDocument/2006/relationships" xmlns:m="http://schemas.openxmlformats.org/officeDocument/2006/math" xmlns:v="urn:schemas-microsoft-com:vml" xmlns:wp14="http://schemas.microsoft.com/office/word/2010/wordprocessingDrawing" xmlns:wp="http://schemas.openxmlformats.org/drawingml/2006/wordprocessingDrawing" xmlns:w10="urn:schemas-microsoft-com:office:word" xmlns:w="http://schemas.openxmlformats.org/wordprocessingml/2006/main" xmlns:w14="http://schemas.microsoft.com/office/word/2010/wordml" xmlns:w15="http://schemas.microsoft.com/office/word/2012/wordml" xmlns:w16se="http://schemas.microsoft.com/office/word/2015/wordml/symex" xmlns:wpg="http://schemas.microsoft.com/office/word/2010/wordprocessingGroup" xmlns:wpi="http://schemas.microsoft.com/office/word/2010/wordprocessingInk" xmlns:wne="http://schemas.microsoft.com/office/word/2006/wordml" xmlns:wps="http://schemas.microsoft.com/office/word/2010/wordprocessingShape" mc:Ignorable="w14 w15 w16se wp14">
   <w:footnote w:type="separator" w:id="-1">
     <w:p>
       <w:r>
@@ -10290,7 +10282,7 @@
 </file>
 
 <file path=word/header1.xml><?xml version="1.0" encoding="utf-8"?>
-<w:hdr xmlns:wpc="http://schemas.microsoft.com/office/word/2010/wordprocessingCanvas" xmlns:cx="http://schemas.microsoft.com/office/drawing/2014/chartex" xmlns:cx1="http://schemas.microsoft.com/office/drawing/2015/9/8/chartex" xmlns:cx2="http://schemas.microsoft.com/office/drawing/2015/10/21/chartex" xmlns:cx3="http://schemas.microsoft.com/office/drawing/2016/5/9/chartex" xmlns:cx4="http://schemas.microsoft.com/office/drawing/2016/5/10/chartex" xmlns:cx5="http://schemas.microsoft.com/office/drawing/2016/5/11/chartex" xmlns:cx6="http://schemas.microsoft.com/office/drawing/2016/5/12/chartex" xmlns:cx7="http://schemas.microsoft.com/office/drawing/2016/5/13/chartex" xmlns:cx8="http://schemas.microsoft.com/office/drawing/2016/5/14/chartex" xmlns:mc="http://schemas.openxmlformats.org/markup-compatibility/2006" xmlns:aink="http://schemas.microsoft.com/office/drawing/2016/ink" xmlns:am3d="http://schemas.microsoft.com/office/drawing/2017/model3d" xmlns:o="urn:schemas-microsoft-com:office:office" xmlns:oel="http://schemas.microsoft.com/office/2019/extlst" xmlns:r="http://schemas.openxmlformats.org/officeDocument/2006/relationships" xmlns:m="http://schemas.openxmlformats.org/officeDocument/2006/math" xmlns:v="urn:schemas-microsoft-com:vml" xmlns:wp14="http://schemas.microsoft.com/office/word/2010/wordprocessingDrawing" xmlns:wp="http://schemas.openxmlformats.org/drawingml/2006/wordprocessingDrawing" xmlns:w10="urn:schemas-microsoft-com:office:word" xmlns:w="http://schemas.openxmlformats.org/wordprocessingml/2006/main" xmlns:w14="http://schemas.microsoft.com/office/word/2010/wordml" xmlns:w15="http://schemas.microsoft.com/office/word/2012/wordml" xmlns:w16cex="http://schemas.microsoft.com/office/word/2018/wordml/cex" xmlns:w16cid="http://schemas.microsoft.com/office/word/2016/wordml/cid" xmlns:w16="http://schemas.microsoft.com/office/word/2018/wordml" xmlns:w16sdtdh="http://schemas.microsoft.com/office/word/2020/wordml/sdtdatahash" xmlns:w16se="http://schemas.microsoft.com/office/word/2015/wordml/symex" xmlns:wpg="http://schemas.microsoft.com/office/word/2010/wordprocessingGroup" xmlns:wpi="http://schemas.microsoft.com/office/word/2010/wordprocessingInk" xmlns:wne="http://schemas.microsoft.com/office/word/2006/wordml" xmlns:wps="http://schemas.microsoft.com/office/word/2010/wordprocessingShape" mc:Ignorable="w14 w15 w16se w16cid w16 w16cex w16sdtdh wp14">
+<w:hdr xmlns:wpc="http://schemas.microsoft.com/office/word/2010/wordprocessingCanvas" xmlns:cx="http://schemas.microsoft.com/office/drawing/2014/chartex" xmlns:cx1="http://schemas.microsoft.com/office/drawing/2015/9/8/chartex" xmlns:mc="http://schemas.openxmlformats.org/markup-compatibility/2006" xmlns:o="urn:schemas-microsoft-com:office:office" xmlns:r="http://schemas.openxmlformats.org/officeDocument/2006/relationships" xmlns:m="http://schemas.openxmlformats.org/officeDocument/2006/math" xmlns:v="urn:schemas-microsoft-com:vml" xmlns:wp14="http://schemas.microsoft.com/office/word/2010/wordprocessingDrawing" xmlns:wp="http://schemas.openxmlformats.org/drawingml/2006/wordprocessingDrawing" xmlns:w10="urn:schemas-microsoft-com:office:word" xmlns:w="http://schemas.openxmlformats.org/wordprocessingml/2006/main" xmlns:w14="http://schemas.microsoft.com/office/word/2010/wordml" xmlns:w15="http://schemas.microsoft.com/office/word/2012/wordml" xmlns:w16se="http://schemas.microsoft.com/office/word/2015/wordml/symex" xmlns:wpg="http://schemas.microsoft.com/office/word/2010/wordprocessingGroup" xmlns:wpi="http://schemas.microsoft.com/office/word/2010/wordprocessingInk" xmlns:wne="http://schemas.microsoft.com/office/word/2006/wordml" xmlns:wps="http://schemas.microsoft.com/office/word/2010/wordprocessingShape" mc:Ignorable="w14 w15 w16se wp14">
   <w:sdt>
     <w:sdtPr>
       <w:id w:val="526216929"/>
@@ -10299,6 +10291,7 @@
         <w:docPartUnique/>
       </w:docPartObj>
     </w:sdtPr>
+    <w:sdtEndPr/>
     <w:sdtContent>
       <w:p>
         <w:pPr>
@@ -10364,7 +10357,7 @@
 </file>
 
 <file path=word/header2.xml><?xml version="1.0" encoding="utf-8"?>
-<w:hdr xmlns:wpc="http://schemas.microsoft.com/office/word/2010/wordprocessingCanvas" xmlns:cx="http://schemas.microsoft.com/office/drawing/2014/chartex" xmlns:cx1="http://schemas.microsoft.com/office/drawing/2015/9/8/chartex" xmlns:cx2="http://schemas.microsoft.com/office/drawing/2015/10/21/chartex" xmlns:cx3="http://schemas.microsoft.com/office/drawing/2016/5/9/chartex" xmlns:cx4="http://schemas.microsoft.com/office/drawing/2016/5/10/chartex" xmlns:cx5="http://schemas.microsoft.com/office/drawing/2016/5/11/chartex" xmlns:cx6="http://schemas.microsoft.com/office/drawing/2016/5/12/chartex" xmlns:cx7="http://schemas.microsoft.com/office/drawing/2016/5/13/chartex" xmlns:cx8="http://schemas.microsoft.com/office/drawing/2016/5/14/chartex" xmlns:mc="http://schemas.openxmlformats.org/markup-compatibility/2006" xmlns:aink="http://schemas.microsoft.com/office/drawing/2016/ink" xmlns:am3d="http://schemas.microsoft.com/office/drawing/2017/model3d" xmlns:o="urn:schemas-microsoft-com:office:office" xmlns:oel="http://schemas.microsoft.com/office/2019/extlst" xmlns:r="http://schemas.openxmlformats.org/officeDocument/2006/relationships" xmlns:m="http://schemas.openxmlformats.org/officeDocument/2006/math" xmlns:v="urn:schemas-microsoft-com:vml" xmlns:wp14="http://schemas.microsoft.com/office/word/2010/wordprocessingDrawing" xmlns:wp="http://schemas.openxmlformats.org/drawingml/2006/wordprocessingDrawing" xmlns:w10="urn:schemas-microsoft-com:office:word" xmlns:w="http://schemas.openxmlformats.org/wordprocessingml/2006/main" xmlns:w14="http://schemas.microsoft.com/office/word/2010/wordml" xmlns:w15="http://schemas.microsoft.com/office/word/2012/wordml" xmlns:w16cex="http://schemas.microsoft.com/office/word/2018/wordml/cex" xmlns:w16cid="http://schemas.microsoft.com/office/word/2016/wordml/cid" xmlns:w16="http://schemas.microsoft.com/office/word/2018/wordml" xmlns:w16sdtdh="http://schemas.microsoft.com/office/word/2020/wordml/sdtdatahash" xmlns:w16se="http://schemas.microsoft.com/office/word/2015/wordml/symex" xmlns:wpg="http://schemas.microsoft.com/office/word/2010/wordprocessingGroup" xmlns:wpi="http://schemas.microsoft.com/office/word/2010/wordprocessingInk" xmlns:wne="http://schemas.microsoft.com/office/word/2006/wordml" xmlns:wps="http://schemas.microsoft.com/office/word/2010/wordprocessingShape" mc:Ignorable="w14 w15 w16se w16cid w16 w16cex w16sdtdh wp14">
+<w:hdr xmlns:wpc="http://schemas.microsoft.com/office/word/2010/wordprocessingCanvas" xmlns:cx="http://schemas.microsoft.com/office/drawing/2014/chartex" xmlns:cx1="http://schemas.microsoft.com/office/drawing/2015/9/8/chartex" xmlns:mc="http://schemas.openxmlformats.org/markup-compatibility/2006" xmlns:o="urn:schemas-microsoft-com:office:office" xmlns:r="http://schemas.openxmlformats.org/officeDocument/2006/relationships" xmlns:m="http://schemas.openxmlformats.org/officeDocument/2006/math" xmlns:v="urn:schemas-microsoft-com:vml" xmlns:wp14="http://schemas.microsoft.com/office/word/2010/wordprocessingDrawing" xmlns:wp="http://schemas.openxmlformats.org/drawingml/2006/wordprocessingDrawing" xmlns:w10="urn:schemas-microsoft-com:office:word" xmlns:w="http://schemas.openxmlformats.org/wordprocessingml/2006/main" xmlns:w14="http://schemas.microsoft.com/office/word/2010/wordml" xmlns:w15="http://schemas.microsoft.com/office/word/2012/wordml" xmlns:w16se="http://schemas.microsoft.com/office/word/2015/wordml/symex" xmlns:wpg="http://schemas.microsoft.com/office/word/2010/wordprocessingGroup" xmlns:wpi="http://schemas.microsoft.com/office/word/2010/wordprocessingInk" xmlns:wne="http://schemas.microsoft.com/office/word/2006/wordml" xmlns:wps="http://schemas.microsoft.com/office/word/2010/wordprocessingShape" mc:Ignorable="w14 w15 w16se wp14">
   <w:p>
     <w:pPr>
       <w:pStyle w:val="a3"/>
@@ -10403,7 +10396,7 @@
 </file>
 
 <file path=word/numbering.xml><?xml version="1.0" encoding="utf-8"?>
-<w:numbering xmlns:wpc="http://schemas.microsoft.com/office/word/2010/wordprocessingCanvas" xmlns:cx="http://schemas.microsoft.com/office/drawing/2014/chartex" xmlns:cx1="http://schemas.microsoft.com/office/drawing/2015/9/8/chartex" xmlns:cx2="http://schemas.microsoft.com/office/drawing/2015/10/21/chartex" xmlns:cx3="http://schemas.microsoft.com/office/drawing/2016/5/9/chartex" xmlns:cx4="http://schemas.microsoft.com/office/drawing/2016/5/10/chartex" xmlns:cx5="http://schemas.microsoft.com/office/drawing/2016/5/11/chartex" xmlns:cx6="http://schemas.microsoft.com/office/drawing/2016/5/12/chartex" xmlns:cx7="http://schemas.microsoft.com/office/drawing/2016/5/13/chartex" xmlns:cx8="http://schemas.microsoft.com/office/drawing/2016/5/14/chartex" xmlns:mc="http://schemas.openxmlformats.org/markup-compatibility/2006" xmlns:aink="http://schemas.microsoft.com/office/drawing/2016/ink" xmlns:am3d="http://schemas.microsoft.com/office/drawing/2017/model3d" xmlns:o="urn:schemas-microsoft-com:office:office" xmlns:oel="http://schemas.microsoft.com/office/2019/extlst" xmlns:r="http://schemas.openxmlformats.org/officeDocument/2006/relationships" xmlns:m="http://schemas.openxmlformats.org/officeDocument/2006/math" xmlns:v="urn:schemas-microsoft-com:vml" xmlns:wp14="http://schemas.microsoft.com/office/word/2010/wordprocessingDrawing" xmlns:wp="http://schemas.openxmlformats.org/drawingml/2006/wordprocessingDrawing" xmlns:w10="urn:schemas-microsoft-com:office:word" xmlns:w="http://schemas.openxmlformats.org/wordprocessingml/2006/main" xmlns:w14="http://schemas.microsoft.com/office/word/2010/wordml" xmlns:w15="http://schemas.microsoft.com/office/word/2012/wordml" xmlns:w16cex="http://schemas.microsoft.com/office/word/2018/wordml/cex" xmlns:w16cid="http://schemas.microsoft.com/office/word/2016/wordml/cid" xmlns:w16="http://schemas.microsoft.com/office/word/2018/wordml" xmlns:w16sdtdh="http://schemas.microsoft.com/office/word/2020/wordml/sdtdatahash" xmlns:w16se="http://schemas.microsoft.com/office/word/2015/wordml/symex" xmlns:wpg="http://schemas.microsoft.com/office/word/2010/wordprocessingGroup" xmlns:wpi="http://schemas.microsoft.com/office/word/2010/wordprocessingInk" xmlns:wne="http://schemas.microsoft.com/office/word/2006/wordml" xmlns:wps="http://schemas.microsoft.com/office/word/2010/wordprocessingShape" mc:Ignorable="w14 w15 w16se w16cid w16 w16cex w16sdtdh wp14">
+<w:numbering xmlns:wpc="http://schemas.microsoft.com/office/word/2010/wordprocessingCanvas" xmlns:cx="http://schemas.microsoft.com/office/drawing/2014/chartex" xmlns:cx1="http://schemas.microsoft.com/office/drawing/2015/9/8/chartex" xmlns:mc="http://schemas.openxmlformats.org/markup-compatibility/2006" xmlns:o="urn:schemas-microsoft-com:office:office" xmlns:r="http://schemas.openxmlformats.org/officeDocument/2006/relationships" xmlns:m="http://schemas.openxmlformats.org/officeDocument/2006/math" xmlns:v="urn:schemas-microsoft-com:vml" xmlns:wp14="http://schemas.microsoft.com/office/word/2010/wordprocessingDrawing" xmlns:wp="http://schemas.openxmlformats.org/drawingml/2006/wordprocessingDrawing" xmlns:w10="urn:schemas-microsoft-com:office:word" xmlns:w="http://schemas.openxmlformats.org/wordprocessingml/2006/main" xmlns:w14="http://schemas.microsoft.com/office/word/2010/wordml" xmlns:w15="http://schemas.microsoft.com/office/word/2012/wordml" xmlns:w16se="http://schemas.microsoft.com/office/word/2015/wordml/symex" xmlns:wpg="http://schemas.microsoft.com/office/word/2010/wordprocessingGroup" xmlns:wpi="http://schemas.microsoft.com/office/word/2010/wordprocessingInk" xmlns:wne="http://schemas.microsoft.com/office/word/2006/wordml" xmlns:wps="http://schemas.microsoft.com/office/word/2010/wordprocessingShape" mc:Ignorable="w14 w15 w16se wp14">
   <w:abstractNum w:abstractNumId="0" w15:restartNumberingAfterBreak="0">
     <w:nsid w:val="0BD75FF5"/>
     <w:multiLevelType w:val="hybridMultilevel"/>
@@ -11967,52 +11960,52 @@
       </w:pPr>
     </w:lvl>
   </w:abstractNum>
-  <w:num w:numId="1" w16cid:durableId="486239627">
+  <w:num w:numId="1">
     <w:abstractNumId w:val="2"/>
   </w:num>
-  <w:num w:numId="2" w16cid:durableId="280035916">
+  <w:num w:numId="2">
     <w:abstractNumId w:val="8"/>
   </w:num>
-  <w:num w:numId="3" w16cid:durableId="1919511860">
+  <w:num w:numId="3">
     <w:abstractNumId w:val="1"/>
   </w:num>
-  <w:num w:numId="4" w16cid:durableId="2060396201">
+  <w:num w:numId="4">
     <w:abstractNumId w:val="11"/>
   </w:num>
-  <w:num w:numId="5" w16cid:durableId="40525245">
+  <w:num w:numId="5">
     <w:abstractNumId w:val="0"/>
   </w:num>
-  <w:num w:numId="6" w16cid:durableId="814030435">
+  <w:num w:numId="6">
     <w:abstractNumId w:val="12"/>
   </w:num>
-  <w:num w:numId="7" w16cid:durableId="1076242348">
+  <w:num w:numId="7">
     <w:abstractNumId w:val="10"/>
   </w:num>
-  <w:num w:numId="8" w16cid:durableId="461772609">
+  <w:num w:numId="8">
     <w:abstractNumId w:val="4"/>
   </w:num>
-  <w:num w:numId="9" w16cid:durableId="331565827">
+  <w:num w:numId="9">
     <w:abstractNumId w:val="9"/>
   </w:num>
-  <w:num w:numId="10" w16cid:durableId="95058477">
+  <w:num w:numId="10">
     <w:abstractNumId w:val="13"/>
   </w:num>
-  <w:num w:numId="11" w16cid:durableId="1144275381">
+  <w:num w:numId="11">
     <w:abstractNumId w:val="5"/>
   </w:num>
-  <w:num w:numId="12" w16cid:durableId="181939119">
+  <w:num w:numId="12">
     <w:abstractNumId w:val="14"/>
   </w:num>
-  <w:num w:numId="13" w16cid:durableId="1404331131">
+  <w:num w:numId="13">
     <w:abstractNumId w:val="6"/>
   </w:num>
-  <w:num w:numId="14" w16cid:durableId="280963318">
+  <w:num w:numId="14">
     <w:abstractNumId w:val="15"/>
   </w:num>
-  <w:num w:numId="15" w16cid:durableId="701442111">
+  <w:num w:numId="15">
     <w:abstractNumId w:val="3"/>
   </w:num>
-  <w:num w:numId="16" w16cid:durableId="1742210868">
+  <w:num w:numId="16">
     <w:abstractNumId w:val="7"/>
   </w:num>
   <w:numIdMacAtCleanup w:val="13"/>
@@ -12020,7 +12013,7 @@
 </file>
 
 <file path=word/styles.xml><?xml version="1.0" encoding="utf-8"?>
-<w:styles xmlns:mc="http://schemas.openxmlformats.org/markup-compatibility/2006" xmlns:r="http://schemas.openxmlformats.org/officeDocument/2006/relationships" xmlns:w="http://schemas.openxmlformats.org/wordprocessingml/2006/main" xmlns:w14="http://schemas.microsoft.com/office/word/2010/wordml" xmlns:w15="http://schemas.microsoft.com/office/word/2012/wordml" xmlns:w16cex="http://schemas.microsoft.com/office/word/2018/wordml/cex" xmlns:w16cid="http://schemas.microsoft.com/office/word/2016/wordml/cid" xmlns:w16="http://schemas.microsoft.com/office/word/2018/wordml" xmlns:w16sdtdh="http://schemas.microsoft.com/office/word/2020/wordml/sdtdatahash" xmlns:w16se="http://schemas.microsoft.com/office/word/2015/wordml/symex" mc:Ignorable="w14 w15 w16se w16cid w16 w16cex w16sdtdh">
+<w:styles xmlns:mc="http://schemas.openxmlformats.org/markup-compatibility/2006" xmlns:r="http://schemas.openxmlformats.org/officeDocument/2006/relationships" xmlns:w="http://schemas.openxmlformats.org/wordprocessingml/2006/main" xmlns:w14="http://schemas.microsoft.com/office/word/2010/wordml" xmlns:w15="http://schemas.microsoft.com/office/word/2012/wordml" xmlns:w16se="http://schemas.microsoft.com/office/word/2015/wordml/symex" mc:Ignorable="w14 w15 w16se">
   <w:docDefaults>
     <w:rPrDefault>
       <w:rPr>
@@ -12030,7 +12023,7 @@
     </w:rPrDefault>
     <w:pPrDefault/>
   </w:docDefaults>
-  <w:latentStyles w:defLockedState="0" w:defUIPriority="0" w:defSemiHidden="0" w:defUnhideWhenUsed="0" w:defQFormat="0" w:count="376">
+  <w:latentStyles w:defLockedState="0" w:defUIPriority="0" w:defSemiHidden="0" w:defUnhideWhenUsed="0" w:defQFormat="0" w:count="371">
     <w:lsdException w:name="Normal" w:qFormat="1"/>
     <w:lsdException w:name="heading 1" w:qFormat="1"/>
     <w:lsdException w:name="heading 2" w:qFormat="1"/>
@@ -12395,11 +12388,6 @@
     <w:lsdException w:name="List Table 5 Dark Accent 6" w:uiPriority="50"/>
     <w:lsdException w:name="List Table 6 Colorful Accent 6" w:uiPriority="51"/>
     <w:lsdException w:name="List Table 7 Colorful Accent 6" w:uiPriority="52"/>
-    <w:lsdException w:name="Mention" w:semiHidden="1" w:uiPriority="99" w:unhideWhenUsed="1"/>
-    <w:lsdException w:name="Smart Hyperlink" w:semiHidden="1" w:uiPriority="99" w:unhideWhenUsed="1"/>
-    <w:lsdException w:name="Hashtag" w:semiHidden="1" w:uiPriority="99" w:unhideWhenUsed="1"/>
-    <w:lsdException w:name="Unresolved Mention" w:semiHidden="1" w:uiPriority="99" w:unhideWhenUsed="1"/>
-    <w:lsdException w:name="Smart Link" w:semiHidden="1" w:uiPriority="99" w:unhideWhenUsed="1"/>
   </w:latentStyles>
   <w:style w:type="paragraph" w:default="1" w:styleId="a">
     <w:name w:val="Normal"/>
@@ -13145,7 +13133,7 @@
 </file>
 
 <file path=customXml/itemProps1.xml><?xml version="1.0" encoding="utf-8"?>
-<ds:datastoreItem xmlns:ds="http://schemas.openxmlformats.org/officeDocument/2006/customXml" ds:itemID="{A9A21031-EBF0-42BA-A042-798FE4C1D152}">
+<ds:datastoreItem xmlns:ds="http://schemas.openxmlformats.org/officeDocument/2006/customXml" ds:itemID="{4823F42D-4DB9-4042-B788-144597EC44D9}">
   <ds:schemaRefs>
     <ds:schemaRef ds:uri="http://schemas.openxmlformats.org/officeDocument/2006/bibliography"/>
   </ds:schemaRefs>
